--- a/lessons/3-3/downloads/reveal/teacher/3.3-homework-packet.docx
+++ b/lessons/3-3/downloads/reveal/teacher/3.3-homework-packet.docx
@@ -15,10 +15,28 @@
         <w:rPr>
           <w:rFonts w:ascii="Avenir Next" w:hAnsi="Avenir Next" w:cs="Avenir Next" w:eastAsia="Avenir Next"/>
           <w:color w:val="1A1A1A"/>
+          <w:sz w:val="22"/>
+          <w:szCs w:val="20"/>
+        </w:rPr>
+        <w:t xml:space="preserve">Name</w:t>
+      </w:r>
+      <w:r>
+        <w:rPr>
+          <w:rFonts w:ascii="Avenir Next" w:hAnsi="Avenir Next" w:cs="Avenir Next" w:eastAsia="Avenir Next"/>
+          <w:color w:val="1A1A1A"/>
           <w:sz w:val="20"/>
           <w:szCs w:val="20"/>
         </w:rPr>
-        <w:t xml:space="preserve">Name</w:t>
+        <w:tab/>
+      </w:r>
+      <w:r>
+        <w:rPr>
+          <w:rFonts w:ascii="Avenir Next" w:hAnsi="Avenir Next" w:cs="Avenir Next" w:eastAsia="Avenir Next"/>
+          <w:color w:val="1A1A1A"/>
+          <w:sz w:val="22"/>
+          <w:szCs w:val="20"/>
+        </w:rPr>
+        <w:t xml:space="preserve">   Date</w:t>
       </w:r>
       <w:r>
         <w:rPr>
@@ -33,25 +51,7 @@
         <w:rPr>
           <w:rFonts w:ascii="Avenir Next" w:hAnsi="Avenir Next" w:cs="Avenir Next" w:eastAsia="Avenir Next"/>
           <w:color w:val="1A1A1A"/>
-          <w:sz w:val="20"/>
-          <w:szCs w:val="20"/>
-        </w:rPr>
-        <w:t xml:space="preserve">   Date</w:t>
-      </w:r>
-      <w:r>
-        <w:rPr>
-          <w:rFonts w:ascii="Avenir Next" w:hAnsi="Avenir Next" w:cs="Avenir Next" w:eastAsia="Avenir Next"/>
-          <w:color w:val="1A1A1A"/>
-          <w:sz w:val="20"/>
-          <w:szCs w:val="20"/>
-        </w:rPr>
-        <w:tab/>
-      </w:r>
-      <w:r>
-        <w:rPr>
-          <w:rFonts w:ascii="Avenir Next" w:hAnsi="Avenir Next" w:cs="Avenir Next" w:eastAsia="Avenir Next"/>
-          <w:color w:val="1A1A1A"/>
-          <w:sz w:val="20"/>
+          <w:sz w:val="22"/>
           <w:szCs w:val="20"/>
         </w:rPr>
         <w:t xml:space="preserve">   Period</w:t>
@@ -78,7 +78,7 @@
           <w:caps/>
           <w:color w:val="003A70"/>
           <w:spacing w:val="12"/>
-          <w:sz w:val="19"/>
+          <w:sz w:val="22"/>
           <w:szCs w:val="19"/>
         </w:rPr>
         <w:t xml:space="preserve">Lesson 3-3  ·  Homework Packet  ·  Sheet 1 of 2</w:t>
@@ -86,6 +86,7 @@
     </w:p>
     <w:p>
       <w:pPr>
+        <w:pStyle w:val="Heading1"/>
         <w:keepNext/>
         <w:spacing w:before="0" w:after="0" w:line="240" w:lineRule="auto"/>
       </w:pPr>
@@ -111,7 +112,7 @@
         <w:rPr>
           <w:rFonts w:ascii="Avenir Next" w:hAnsi="Avenir Next" w:cs="Avenir Next" w:eastAsia="Avenir Next"/>
           <w:color w:val="5A5F66"/>
-          <w:sz w:val="17"/>
+          <w:sz w:val="22"/>
           <w:szCs w:val="17"/>
         </w:rPr>
         <w:t xml:space="preserve">Maryland Standard 6.RP.A.3a   ·   Learning target — I can build a ratio table by scaling both rows by the same factor.</w:t>
@@ -158,6 +159,7 @@
           </w:tcPr>
           <w:p>
             <w:pPr>
+              <w:pStyle w:val="Heading2"/>
               <w:spacing w:before="0" w:after="0" w:line="240" w:lineRule="auto"/>
             </w:pPr>
             <w:r>
@@ -185,54 +187,54 @@
                 <w:rFonts w:ascii="Avenir Next" w:hAnsi="Avenir Next" w:cs="Avenir Next" w:eastAsia="Avenir Next"/>
                 <w:b/>
                 <w:color w:val="003A70"/>
+                <w:sz w:val="22"/>
+                <w:szCs w:val="18"/>
+              </w:rPr>
+              <w:t xml:space="preserve">•</w:t>
+            </w:r>
+            <w:r>
+              <w:rPr>
+                <w:rFonts w:ascii="Avenir Next" w:hAnsi="Avenir Next" w:cs="Avenir Next" w:eastAsia="Avenir Next"/>
+                <w:color w:val="1A1A1A"/>
                 <w:sz w:val="18"/>
                 <w:szCs w:val="18"/>
               </w:rPr>
-              <w:t xml:space="preserve">•</w:t>
-            </w:r>
-            <w:r>
-              <w:rPr>
-                <w:rFonts w:ascii="Avenir Next" w:hAnsi="Avenir Next" w:cs="Avenir Next" w:eastAsia="Avenir Next"/>
-                <w:color w:val="1A1A1A"/>
-                <w:sz w:val="18"/>
+              <w:tab/>
+            </w:r>
+            <w:r>
+              <w:rPr>
+                <w:rFonts w:ascii="Avenir Next" w:hAnsi="Avenir Next" w:cs="Avenir Next" w:eastAsia="Avenir Next"/>
+                <w:b/>
+                <w:color w:val="1A1A1A"/>
+                <w:sz w:val="22"/>
                 <w:szCs w:val="18"/>
               </w:rPr>
-              <w:tab/>
-            </w:r>
-            <w:r>
-              <w:rPr>
-                <w:rFonts w:ascii="Avenir Next" w:hAnsi="Avenir Next" w:cs="Avenir Next" w:eastAsia="Avenir Next"/>
-                <w:b/>
-                <w:color w:val="1A1A1A"/>
-                <w:sz w:val="18"/>
+              <w:t xml:space="preserve">Equivalent ratios</w:t>
+            </w:r>
+            <w:r>
+              <w:rPr>
+                <w:rFonts w:ascii="Avenir Next" w:hAnsi="Avenir Next" w:cs="Avenir Next" w:eastAsia="Avenir Next"/>
+                <w:color w:val="1A1A1A"/>
+                <w:sz w:val="22"/>
                 <w:szCs w:val="18"/>
               </w:rPr>
-              <w:t xml:space="preserve">Equivalent ratios</w:t>
-            </w:r>
-            <w:r>
-              <w:rPr>
-                <w:rFonts w:ascii="Avenir Next" w:hAnsi="Avenir Next" w:cs="Avenir Next" w:eastAsia="Avenir Next"/>
-                <w:color w:val="1A1A1A"/>
-                <w:sz w:val="18"/>
+              <w:t xml:space="preserve"> make the same comparison. Multiply or divide </w:t>
+            </w:r>
+            <w:r>
+              <w:rPr>
+                <w:rFonts w:ascii="Avenir Next" w:hAnsi="Avenir Next" w:cs="Avenir Next" w:eastAsia="Avenir Next"/>
+                <w:b/>
+                <w:color w:val="1A1A1A"/>
+                <w:sz w:val="22"/>
                 <w:szCs w:val="18"/>
               </w:rPr>
-              <w:t xml:space="preserve"> make the same comparison. Multiply or divide </w:t>
-            </w:r>
-            <w:r>
-              <w:rPr>
-                <w:rFonts w:ascii="Avenir Next" w:hAnsi="Avenir Next" w:cs="Avenir Next" w:eastAsia="Avenir Next"/>
-                <w:b/>
-                <w:color w:val="1A1A1A"/>
-                <w:sz w:val="18"/>
-                <w:szCs w:val="18"/>
-              </w:rPr>
               <w:t xml:space="preserve">both</w:t>
             </w:r>
             <w:r>
               <w:rPr>
                 <w:rFonts w:ascii="Avenir Next" w:hAnsi="Avenir Next" w:cs="Avenir Next" w:eastAsia="Avenir Next"/>
                 <w:color w:val="1A1A1A"/>
-                <w:sz w:val="18"/>
+                <w:sz w:val="22"/>
                 <w:szCs w:val="18"/>
               </w:rPr>
               <w:t xml:space="preserve"> terms by the same number.</w:t>
@@ -251,44 +253,44 @@
                 <w:rFonts w:ascii="Avenir Next" w:hAnsi="Avenir Next" w:cs="Avenir Next" w:eastAsia="Avenir Next"/>
                 <w:b/>
                 <w:color w:val="003A70"/>
+                <w:sz w:val="22"/>
+                <w:szCs w:val="18"/>
+              </w:rPr>
+              <w:t xml:space="preserve">•</w:t>
+            </w:r>
+            <w:r>
+              <w:rPr>
+                <w:rFonts w:ascii="Avenir Next" w:hAnsi="Avenir Next" w:cs="Avenir Next" w:eastAsia="Avenir Next"/>
+                <w:color w:val="1A1A1A"/>
                 <w:sz w:val="18"/>
                 <w:szCs w:val="18"/>
               </w:rPr>
-              <w:t xml:space="preserve">•</w:t>
-            </w:r>
-            <w:r>
-              <w:rPr>
-                <w:rFonts w:ascii="Avenir Next" w:hAnsi="Avenir Next" w:cs="Avenir Next" w:eastAsia="Avenir Next"/>
-                <w:color w:val="1A1A1A"/>
-                <w:sz w:val="18"/>
+              <w:tab/>
+            </w:r>
+            <w:r>
+              <w:rPr>
+                <w:rFonts w:ascii="Avenir Next" w:hAnsi="Avenir Next" w:cs="Avenir Next" w:eastAsia="Avenir Next"/>
+                <w:color w:val="1A1A1A"/>
+                <w:sz w:val="22"/>
                 <w:szCs w:val="18"/>
               </w:rPr>
-              <w:tab/>
-            </w:r>
-            <w:r>
-              <w:rPr>
-                <w:rFonts w:ascii="Avenir Next" w:hAnsi="Avenir Next" w:cs="Avenir Next" w:eastAsia="Avenir Next"/>
-                <w:color w:val="1A1A1A"/>
-                <w:sz w:val="18"/>
+              <w:t xml:space="preserve">A </w:t>
+            </w:r>
+            <w:r>
+              <w:rPr>
+                <w:rFonts w:ascii="Avenir Next" w:hAnsi="Avenir Next" w:cs="Avenir Next" w:eastAsia="Avenir Next"/>
+                <w:b/>
+                <w:color w:val="1A1A1A"/>
+                <w:sz w:val="22"/>
                 <w:szCs w:val="18"/>
               </w:rPr>
-              <w:t xml:space="preserve">A </w:t>
-            </w:r>
-            <w:r>
-              <w:rPr>
-                <w:rFonts w:ascii="Avenir Next" w:hAnsi="Avenir Next" w:cs="Avenir Next" w:eastAsia="Avenir Next"/>
-                <w:b/>
-                <w:color w:val="1A1A1A"/>
-                <w:sz w:val="18"/>
-                <w:szCs w:val="18"/>
-              </w:rPr>
               <w:t xml:space="preserve">ratio table</w:t>
             </w:r>
             <w:r>
               <w:rPr>
                 <w:rFonts w:ascii="Avenir Next" w:hAnsi="Avenir Next" w:cs="Avenir Next" w:eastAsia="Avenir Next"/>
                 <w:color w:val="1A1A1A"/>
-                <w:sz w:val="18"/>
+                <w:sz w:val="22"/>
                 <w:szCs w:val="18"/>
               </w:rPr>
               <w:t xml:space="preserve"> lists equivalent ratios. Each column is one pair.</w:t>
@@ -307,44 +309,44 @@
                 <w:rFonts w:ascii="Avenir Next" w:hAnsi="Avenir Next" w:cs="Avenir Next" w:eastAsia="Avenir Next"/>
                 <w:b/>
                 <w:color w:val="003A70"/>
+                <w:sz w:val="22"/>
+                <w:szCs w:val="18"/>
+              </w:rPr>
+              <w:t xml:space="preserve">•</w:t>
+            </w:r>
+            <w:r>
+              <w:rPr>
+                <w:rFonts w:ascii="Avenir Next" w:hAnsi="Avenir Next" w:cs="Avenir Next" w:eastAsia="Avenir Next"/>
+                <w:color w:val="1A1A1A"/>
                 <w:sz w:val="18"/>
                 <w:szCs w:val="18"/>
               </w:rPr>
-              <w:t xml:space="preserve">•</w:t>
-            </w:r>
-            <w:r>
-              <w:rPr>
-                <w:rFonts w:ascii="Avenir Next" w:hAnsi="Avenir Next" w:cs="Avenir Next" w:eastAsia="Avenir Next"/>
-                <w:color w:val="1A1A1A"/>
-                <w:sz w:val="18"/>
+              <w:tab/>
+            </w:r>
+            <w:r>
+              <w:rPr>
+                <w:rFonts w:ascii="Avenir Next" w:hAnsi="Avenir Next" w:cs="Avenir Next" w:eastAsia="Avenir Next"/>
+                <w:color w:val="1A1A1A"/>
+                <w:sz w:val="22"/>
                 <w:szCs w:val="18"/>
               </w:rPr>
-              <w:tab/>
-            </w:r>
-            <w:r>
-              <w:rPr>
-                <w:rFonts w:ascii="Avenir Next" w:hAnsi="Avenir Next" w:cs="Avenir Next" w:eastAsia="Avenir Next"/>
-                <w:color w:val="1A1A1A"/>
-                <w:sz w:val="18"/>
+              <w:t xml:space="preserve">Adding the same number to both terms does </w:t>
+            </w:r>
+            <w:r>
+              <w:rPr>
+                <w:rFonts w:ascii="Avenir Next" w:hAnsi="Avenir Next" w:cs="Avenir Next" w:eastAsia="Avenir Next"/>
+                <w:b/>
+                <w:color w:val="1A1A1A"/>
+                <w:sz w:val="22"/>
                 <w:szCs w:val="18"/>
               </w:rPr>
-              <w:t xml:space="preserve">Adding the same number to both terms does </w:t>
-            </w:r>
-            <w:r>
-              <w:rPr>
-                <w:rFonts w:ascii="Avenir Next" w:hAnsi="Avenir Next" w:cs="Avenir Next" w:eastAsia="Avenir Next"/>
-                <w:b/>
-                <w:color w:val="1A1A1A"/>
-                <w:sz w:val="18"/>
-                <w:szCs w:val="18"/>
-              </w:rPr>
               <w:t xml:space="preserve">not</w:t>
             </w:r>
             <w:r>
               <w:rPr>
                 <w:rFonts w:ascii="Avenir Next" w:hAnsi="Avenir Next" w:cs="Avenir Next" w:eastAsia="Avenir Next"/>
                 <w:color w:val="1A1A1A"/>
-                <w:sz w:val="18"/>
+                <w:sz w:val="22"/>
                 <w:szCs w:val="18"/>
               </w:rPr>
               <w:t xml:space="preserve"> keep the ratio.</w:t>
@@ -359,6 +361,7 @@
           </w:tcPr>
           <w:p>
             <w:pPr>
+              <w:pStyle w:val="Heading2"/>
               <w:spacing w:before="0" w:after="0" w:line="240" w:lineRule="auto"/>
             </w:pPr>
             <w:r>
@@ -381,7 +384,7 @@
               <w:rPr>
                 <w:rFonts w:ascii="Avenir Next" w:hAnsi="Avenir Next" w:cs="Avenir Next" w:eastAsia="Avenir Next"/>
                 <w:color w:val="1A1A1A"/>
-                <w:sz w:val="17"/>
+                <w:sz w:val="22"/>
                 <w:szCs w:val="17"/>
               </w:rPr>
               <w:t xml:space="preserve">Lemonade uses 3 lemons for every 4 cups of water. How many cups of water go with 12 lemons?</w:t>
@@ -400,25 +403,25 @@
                 <w:rFonts w:ascii="Avenir Next" w:hAnsi="Avenir Next" w:cs="Avenir Next" w:eastAsia="Avenir Next"/>
                 <w:b/>
                 <w:color w:val="003A70"/>
+                <w:sz w:val="22"/>
+                <w:szCs w:val="17"/>
+              </w:rPr>
+              <w:t xml:space="preserve">Step 1</w:t>
+            </w:r>
+            <w:r>
+              <w:rPr>
+                <w:rFonts w:ascii="Avenir Next" w:hAnsi="Avenir Next" w:cs="Avenir Next" w:eastAsia="Avenir Next"/>
+                <w:color w:val="1A1A1A"/>
                 <w:sz w:val="17"/>
                 <w:szCs w:val="17"/>
               </w:rPr>
-              <w:t xml:space="preserve">Step 1</w:t>
-            </w:r>
-            <w:r>
-              <w:rPr>
-                <w:rFonts w:ascii="Avenir Next" w:hAnsi="Avenir Next" w:cs="Avenir Next" w:eastAsia="Avenir Next"/>
-                <w:color w:val="1A1A1A"/>
-                <w:sz w:val="17"/>
-                <w:szCs w:val="17"/>
-              </w:rPr>
               <w:tab/>
             </w:r>
             <w:r>
               <w:rPr>
                 <w:rFonts w:ascii="Avenir Next" w:hAnsi="Avenir Next" w:cs="Avenir Next" w:eastAsia="Avenir Next"/>
                 <w:color w:val="1A1A1A"/>
-                <w:sz w:val="17"/>
+                <w:sz w:val="22"/>
                 <w:szCs w:val="17"/>
               </w:rPr>
               <w:t xml:space="preserve">Find the factor: 3 × 4 = 12</w:t>
@@ -437,25 +440,25 @@
                 <w:rFonts w:ascii="Avenir Next" w:hAnsi="Avenir Next" w:cs="Avenir Next" w:eastAsia="Avenir Next"/>
                 <w:b/>
                 <w:color w:val="003A70"/>
+                <w:sz w:val="22"/>
+                <w:szCs w:val="17"/>
+              </w:rPr>
+              <w:t xml:space="preserve">Step 2</w:t>
+            </w:r>
+            <w:r>
+              <w:rPr>
+                <w:rFonts w:ascii="Avenir Next" w:hAnsi="Avenir Next" w:cs="Avenir Next" w:eastAsia="Avenir Next"/>
+                <w:color w:val="1A1A1A"/>
                 <w:sz w:val="17"/>
                 <w:szCs w:val="17"/>
               </w:rPr>
-              <w:t xml:space="preserve">Step 2</w:t>
-            </w:r>
-            <w:r>
-              <w:rPr>
-                <w:rFonts w:ascii="Avenir Next" w:hAnsi="Avenir Next" w:cs="Avenir Next" w:eastAsia="Avenir Next"/>
-                <w:color w:val="1A1A1A"/>
-                <w:sz w:val="17"/>
-                <w:szCs w:val="17"/>
-              </w:rPr>
               <w:tab/>
             </w:r>
             <w:r>
               <w:rPr>
                 <w:rFonts w:ascii="Avenir Next" w:hAnsi="Avenir Next" w:cs="Avenir Next" w:eastAsia="Avenir Next"/>
                 <w:color w:val="1A1A1A"/>
-                <w:sz w:val="17"/>
+                <w:sz w:val="22"/>
                 <w:szCs w:val="17"/>
               </w:rPr>
               <w:t xml:space="preserve">Multiply the other term by the same factor: 4 × 4 = 16</w:t>
@@ -474,18 +477,18 @@
                 <w:rFonts w:ascii="Avenir Next" w:hAnsi="Avenir Next" w:cs="Avenir Next" w:eastAsia="Avenir Next"/>
                 <w:b/>
                 <w:color w:val="1A1A1A"/>
+                <w:sz w:val="22"/>
+                <w:szCs w:val="17"/>
+              </w:rPr>
+              <w:t xml:space="preserve">Answer</w:t>
+            </w:r>
+            <w:r>
+              <w:rPr>
+                <w:rFonts w:ascii="Avenir Next" w:hAnsi="Avenir Next" w:cs="Avenir Next" w:eastAsia="Avenir Next"/>
+                <w:color w:val="1A1A1A"/>
                 <w:sz w:val="17"/>
                 <w:szCs w:val="17"/>
               </w:rPr>
-              <w:t xml:space="preserve">Answer</w:t>
-            </w:r>
-            <w:r>
-              <w:rPr>
-                <w:rFonts w:ascii="Avenir Next" w:hAnsi="Avenir Next" w:cs="Avenir Next" w:eastAsia="Avenir Next"/>
-                <w:color w:val="1A1A1A"/>
-                <w:sz w:val="17"/>
-                <w:szCs w:val="17"/>
-              </w:rPr>
               <w:tab/>
             </w:r>
             <w:r>
@@ -493,7 +496,7 @@
                 <w:rFonts w:ascii="Avenir Next" w:hAnsi="Avenir Next" w:cs="Avenir Next" w:eastAsia="Avenir Next"/>
                 <w:b/>
                 <w:color w:val="1A1A1A"/>
-                <w:sz w:val="17"/>
+                <w:sz w:val="22"/>
                 <w:szCs w:val="17"/>
               </w:rPr>
               <w:t xml:space="preserve">16 cups of water</w:t>
@@ -504,6 +507,7 @@
     </w:tbl>
     <w:p>
       <w:pPr>
+        <w:pStyle w:val="Heading2"/>
         <w:keepNext/>
         <w:pBdr>
           <w:bottom w:val="single" w:sz="8" w:space="3" w:color="003A70"/>
@@ -519,7 +523,7 @@
           <w:b/>
           <w:color w:val="003A70"/>
           <w:spacing w:val="14"/>
-          <w:sz w:val="19"/>
+          <w:sz w:val="22"/>
           <w:szCs w:val="19"/>
         </w:rPr>
         <w:t xml:space="preserve">PRACTICE</w:t>
@@ -538,7 +542,7 @@
           <w:rFonts w:ascii="Avenir Next" w:hAnsi="Avenir Next" w:cs="Avenir Next" w:eastAsia="Avenir Next"/>
           <w:i/>
           <w:color w:val="5A5F66"/>
-          <w:sz w:val="17"/>
+          <w:sz w:val="22"/>
           <w:szCs w:val="17"/>
         </w:rPr>
         <w:t xml:space="preserve">show your work · label units</w:t>
@@ -558,25 +562,25 @@
           <w:rFonts w:ascii="Avenir Next" w:hAnsi="Avenir Next" w:cs="Avenir Next" w:eastAsia="Avenir Next"/>
           <w:b/>
           <w:color w:val="1A1A1A"/>
+          <w:sz w:val="22"/>
+          <w:szCs w:val="20"/>
+        </w:rPr>
+        <w:t xml:space="preserve">1.</w:t>
+      </w:r>
+      <w:r>
+        <w:rPr>
+          <w:rFonts w:ascii="Avenir Next" w:hAnsi="Avenir Next" w:cs="Avenir Next" w:eastAsia="Avenir Next"/>
+          <w:color w:val="1A1A1A"/>
           <w:sz w:val="20"/>
           <w:szCs w:val="20"/>
         </w:rPr>
-        <w:t xml:space="preserve">1.</w:t>
-      </w:r>
-      <w:r>
-        <w:rPr>
-          <w:rFonts w:ascii="Avenir Next" w:hAnsi="Avenir Next" w:cs="Avenir Next" w:eastAsia="Avenir Next"/>
-          <w:color w:val="1A1A1A"/>
-          <w:sz w:val="20"/>
-          <w:szCs w:val="20"/>
-        </w:rPr>
         <w:tab/>
       </w:r>
       <w:r>
         <w:rPr>
           <w:rFonts w:ascii="Avenir Next" w:hAnsi="Avenir Next" w:cs="Avenir Next" w:eastAsia="Avenir Next"/>
           <w:color w:val="1A1A1A"/>
-          <w:sz w:val="20"/>
+          <w:sz w:val="22"/>
           <w:szCs w:val="20"/>
         </w:rPr>
         <w:t xml:space="preserve">Trail mix uses 2 cups of nuts for every 5 cups of cereal. Complete the ratio table.</w:t>
@@ -633,7 +637,7 @@
                 <w:rFonts w:ascii="Avenir Next" w:hAnsi="Avenir Next" w:cs="Avenir Next" w:eastAsia="Avenir Next"/>
                 <w:b/>
                 <w:color w:val="1A1A1A"/>
-                <w:sz w:val="19"/>
+                <w:sz w:val="22"/>
                 <w:szCs w:val="19"/>
               </w:rPr>
               <w:t xml:space="preserve">Nuts (cups)</w:t>
@@ -654,7 +658,7 @@
               <w:rPr>
                 <w:rFonts w:ascii="Avenir Next" w:hAnsi="Avenir Next" w:cs="Avenir Next" w:eastAsia="Avenir Next"/>
                 <w:color w:val="1A1A1A"/>
-                <w:sz w:val="19"/>
+                <w:sz w:val="22"/>
                 <w:szCs w:val="19"/>
               </w:rPr>
               <w:t xml:space="preserve">2</w:t>
@@ -675,7 +679,7 @@
               <w:rPr>
                 <w:rFonts w:ascii="Avenir Next" w:hAnsi="Avenir Next" w:cs="Avenir Next" w:eastAsia="Avenir Next"/>
                 <w:color w:val="1A1A1A"/>
-                <w:sz w:val="19"/>
+                <w:sz w:val="22"/>
                 <w:szCs w:val="19"/>
               </w:rPr>
               <w:t xml:space="preserve">4</w:t>
@@ -707,7 +711,7 @@
               <w:rPr>
                 <w:rFonts w:ascii="Avenir Next" w:hAnsi="Avenir Next" w:cs="Avenir Next" w:eastAsia="Avenir Next"/>
                 <w:color w:val="1A1A1A"/>
-                <w:sz w:val="19"/>
+                <w:sz w:val="22"/>
                 <w:szCs w:val="19"/>
               </w:rPr>
               <w:t xml:space="preserve">10</w:t>
@@ -747,7 +751,7 @@
                 <w:rFonts w:ascii="Avenir Next" w:hAnsi="Avenir Next" w:cs="Avenir Next" w:eastAsia="Avenir Next"/>
                 <w:b/>
                 <w:color w:val="1A1A1A"/>
-                <w:sz w:val="19"/>
+                <w:sz w:val="22"/>
                 <w:szCs w:val="19"/>
               </w:rPr>
               <w:t xml:space="preserve">Cereal (cups)</w:t>
@@ -768,7 +772,7 @@
               <w:rPr>
                 <w:rFonts w:ascii="Avenir Next" w:hAnsi="Avenir Next" w:cs="Avenir Next" w:eastAsia="Avenir Next"/>
                 <w:color w:val="1A1A1A"/>
-                <w:sz w:val="19"/>
+                <w:sz w:val="22"/>
                 <w:szCs w:val="19"/>
               </w:rPr>
               <w:t xml:space="preserve">5</w:t>
@@ -800,7 +804,7 @@
               <w:rPr>
                 <w:rFonts w:ascii="Avenir Next" w:hAnsi="Avenir Next" w:cs="Avenir Next" w:eastAsia="Avenir Next"/>
                 <w:color w:val="1A1A1A"/>
-                <w:sz w:val="19"/>
+                <w:sz w:val="22"/>
                 <w:szCs w:val="19"/>
               </w:rPr>
               <w:t xml:space="preserve">15</w:t>
@@ -832,7 +836,7 @@
               <w:rPr>
                 <w:rFonts w:ascii="Avenir Next" w:hAnsi="Avenir Next" w:cs="Avenir Next" w:eastAsia="Avenir Next"/>
                 <w:color w:val="1A1A1A"/>
-                <w:sz w:val="19"/>
+                <w:sz w:val="22"/>
                 <w:szCs w:val="19"/>
               </w:rPr>
               <w:t xml:space="preserve">35</w:t>
@@ -860,25 +864,25 @@
           <w:rFonts w:ascii="Avenir Next" w:hAnsi="Avenir Next" w:cs="Avenir Next" w:eastAsia="Avenir Next"/>
           <w:b/>
           <w:color w:val="1A1A1A"/>
+          <w:sz w:val="22"/>
+          <w:szCs w:val="20"/>
+        </w:rPr>
+        <w:t xml:space="preserve">2.</w:t>
+      </w:r>
+      <w:r>
+        <w:rPr>
+          <w:rFonts w:ascii="Avenir Next" w:hAnsi="Avenir Next" w:cs="Avenir Next" w:eastAsia="Avenir Next"/>
+          <w:color w:val="1A1A1A"/>
           <w:sz w:val="20"/>
           <w:szCs w:val="20"/>
         </w:rPr>
-        <w:t xml:space="preserve">2.</w:t>
-      </w:r>
-      <w:r>
-        <w:rPr>
-          <w:rFonts w:ascii="Avenir Next" w:hAnsi="Avenir Next" w:cs="Avenir Next" w:eastAsia="Avenir Next"/>
-          <w:color w:val="1A1A1A"/>
-          <w:sz w:val="20"/>
-          <w:szCs w:val="20"/>
-        </w:rPr>
         <w:tab/>
       </w:r>
       <w:r>
         <w:rPr>
           <w:rFonts w:ascii="Avenir Next" w:hAnsi="Avenir Next" w:cs="Avenir Next" w:eastAsia="Avenir Next"/>
           <w:color w:val="1A1A1A"/>
-          <w:sz w:val="20"/>
+          <w:sz w:val="22"/>
           <w:szCs w:val="20"/>
         </w:rPr>
         <w:t xml:space="preserve">Fill in the missing number so the ratios are equivalent.</w:t>
@@ -933,25 +937,25 @@
                 <w:rFonts w:ascii="Avenir Next" w:hAnsi="Avenir Next" w:cs="Avenir Next" w:eastAsia="Avenir Next"/>
                 <w:b/>
                 <w:color w:val="003A70"/>
+                <w:sz w:val="22"/>
+                <w:szCs w:val="20"/>
+              </w:rPr>
+              <w:t xml:space="preserve">a.</w:t>
+            </w:r>
+            <w:r>
+              <w:rPr>
+                <w:rFonts w:ascii="Avenir Next" w:hAnsi="Avenir Next" w:cs="Avenir Next" w:eastAsia="Avenir Next"/>
+                <w:color w:val="1A1A1A"/>
                 <w:sz w:val="20"/>
                 <w:szCs w:val="20"/>
               </w:rPr>
-              <w:t xml:space="preserve">a.</w:t>
-            </w:r>
-            <w:r>
-              <w:rPr>
-                <w:rFonts w:ascii="Avenir Next" w:hAnsi="Avenir Next" w:cs="Avenir Next" w:eastAsia="Avenir Next"/>
-                <w:color w:val="1A1A1A"/>
-                <w:sz w:val="20"/>
-                <w:szCs w:val="20"/>
-              </w:rPr>
               <w:tab/>
             </w:r>
             <w:r>
               <w:rPr>
                 <w:rFonts w:ascii="Avenir Next" w:hAnsi="Avenir Next" w:cs="Avenir Next" w:eastAsia="Avenir Next"/>
                 <w:color w:val="1A1A1A"/>
-                <w:sz w:val="20"/>
+                <w:sz w:val="22"/>
                 <w:szCs w:val="20"/>
               </w:rPr>
               <w:t xml:space="preserve">3 : 4 = 15 :</w:t>
@@ -995,25 +999,25 @@
                 <w:rFonts w:ascii="Avenir Next" w:hAnsi="Avenir Next" w:cs="Avenir Next" w:eastAsia="Avenir Next"/>
                 <w:b/>
                 <w:color w:val="003A70"/>
+                <w:sz w:val="22"/>
+                <w:szCs w:val="20"/>
+              </w:rPr>
+              <w:t xml:space="preserve">b.</w:t>
+            </w:r>
+            <w:r>
+              <w:rPr>
+                <w:rFonts w:ascii="Avenir Next" w:hAnsi="Avenir Next" w:cs="Avenir Next" w:eastAsia="Avenir Next"/>
+                <w:color w:val="1A1A1A"/>
                 <w:sz w:val="20"/>
                 <w:szCs w:val="20"/>
               </w:rPr>
-              <w:t xml:space="preserve">b.</w:t>
-            </w:r>
-            <w:r>
-              <w:rPr>
-                <w:rFonts w:ascii="Avenir Next" w:hAnsi="Avenir Next" w:cs="Avenir Next" w:eastAsia="Avenir Next"/>
-                <w:color w:val="1A1A1A"/>
-                <w:sz w:val="20"/>
-                <w:szCs w:val="20"/>
-              </w:rPr>
               <w:tab/>
             </w:r>
             <w:r>
               <w:rPr>
                 <w:rFonts w:ascii="Avenir Next" w:hAnsi="Avenir Next" w:cs="Avenir Next" w:eastAsia="Avenir Next"/>
                 <w:color w:val="1A1A1A"/>
-                <w:sz w:val="20"/>
+                <w:sz w:val="22"/>
                 <w:szCs w:val="20"/>
               </w:rPr>
               <w:t xml:space="preserve">6 : 7 =</w:t>
@@ -1041,7 +1045,7 @@
               <w:rPr>
                 <w:rFonts w:ascii="Avenir Next" w:hAnsi="Avenir Next" w:cs="Avenir Next" w:eastAsia="Avenir Next"/>
                 <w:color w:val="1A1A1A"/>
-                <w:sz w:val="20"/>
+                <w:sz w:val="22"/>
                 <w:szCs w:val="20"/>
               </w:rPr>
               <w:t xml:space="preserve"> : 42</w:t>
@@ -1072,25 +1076,25 @@
                 <w:rFonts w:ascii="Avenir Next" w:hAnsi="Avenir Next" w:cs="Avenir Next" w:eastAsia="Avenir Next"/>
                 <w:b/>
                 <w:color w:val="003A70"/>
+                <w:sz w:val="22"/>
+                <w:szCs w:val="20"/>
+              </w:rPr>
+              <w:t xml:space="preserve">c.</w:t>
+            </w:r>
+            <w:r>
+              <w:rPr>
+                <w:rFonts w:ascii="Avenir Next" w:hAnsi="Avenir Next" w:cs="Avenir Next" w:eastAsia="Avenir Next"/>
+                <w:color w:val="1A1A1A"/>
                 <w:sz w:val="20"/>
                 <w:szCs w:val="20"/>
               </w:rPr>
-              <w:t xml:space="preserve">c.</w:t>
-            </w:r>
-            <w:r>
-              <w:rPr>
-                <w:rFonts w:ascii="Avenir Next" w:hAnsi="Avenir Next" w:cs="Avenir Next" w:eastAsia="Avenir Next"/>
-                <w:color w:val="1A1A1A"/>
-                <w:sz w:val="20"/>
-                <w:szCs w:val="20"/>
-              </w:rPr>
               <w:tab/>
             </w:r>
             <w:r>
               <w:rPr>
                 <w:rFonts w:ascii="Avenir Next" w:hAnsi="Avenir Next" w:cs="Avenir Next" w:eastAsia="Avenir Next"/>
                 <w:color w:val="1A1A1A"/>
-                <w:sz w:val="20"/>
+                <w:sz w:val="22"/>
                 <w:szCs w:val="20"/>
               </w:rPr>
               <w:t xml:space="preserve">18 : 24 = 3 :</w:t>
@@ -1134,25 +1138,25 @@
                 <w:rFonts w:ascii="Avenir Next" w:hAnsi="Avenir Next" w:cs="Avenir Next" w:eastAsia="Avenir Next"/>
                 <w:b/>
                 <w:color w:val="003A70"/>
+                <w:sz w:val="22"/>
+                <w:szCs w:val="20"/>
+              </w:rPr>
+              <w:t xml:space="preserve">d.</w:t>
+            </w:r>
+            <w:r>
+              <w:rPr>
+                <w:rFonts w:ascii="Avenir Next" w:hAnsi="Avenir Next" w:cs="Avenir Next" w:eastAsia="Avenir Next"/>
+                <w:color w:val="1A1A1A"/>
                 <w:sz w:val="20"/>
                 <w:szCs w:val="20"/>
               </w:rPr>
-              <w:t xml:space="preserve">d.</w:t>
-            </w:r>
-            <w:r>
-              <w:rPr>
-                <w:rFonts w:ascii="Avenir Next" w:hAnsi="Avenir Next" w:cs="Avenir Next" w:eastAsia="Avenir Next"/>
-                <w:color w:val="1A1A1A"/>
-                <w:sz w:val="20"/>
-                <w:szCs w:val="20"/>
-              </w:rPr>
               <w:tab/>
             </w:r>
             <w:r>
               <w:rPr>
                 <w:rFonts w:ascii="Avenir Next" w:hAnsi="Avenir Next" w:cs="Avenir Next" w:eastAsia="Avenir Next"/>
                 <w:color w:val="1A1A1A"/>
-                <w:sz w:val="20"/>
+                <w:sz w:val="22"/>
                 <w:szCs w:val="20"/>
               </w:rPr>
               <w:t xml:space="preserve">9 : 2 = 63 :</w:t>
@@ -1199,25 +1203,25 @@
           <w:rFonts w:ascii="Avenir Next" w:hAnsi="Avenir Next" w:cs="Avenir Next" w:eastAsia="Avenir Next"/>
           <w:b/>
           <w:color w:val="1A1A1A"/>
+          <w:sz w:val="22"/>
+          <w:szCs w:val="20"/>
+        </w:rPr>
+        <w:t xml:space="preserve">3.</w:t>
+      </w:r>
+      <w:r>
+        <w:rPr>
+          <w:rFonts w:ascii="Avenir Next" w:hAnsi="Avenir Next" w:cs="Avenir Next" w:eastAsia="Avenir Next"/>
+          <w:color w:val="1A1A1A"/>
           <w:sz w:val="20"/>
           <w:szCs w:val="20"/>
         </w:rPr>
-        <w:t xml:space="preserve">3.</w:t>
-      </w:r>
-      <w:r>
-        <w:rPr>
-          <w:rFonts w:ascii="Avenir Next" w:hAnsi="Avenir Next" w:cs="Avenir Next" w:eastAsia="Avenir Next"/>
-          <w:color w:val="1A1A1A"/>
-          <w:sz w:val="20"/>
-          <w:szCs w:val="20"/>
-        </w:rPr>
         <w:tab/>
       </w:r>
       <w:r>
         <w:rPr>
           <w:rFonts w:ascii="Avenir Next" w:hAnsi="Avenir Next" w:cs="Avenir Next" w:eastAsia="Avenir Next"/>
           <w:color w:val="1A1A1A"/>
-          <w:sz w:val="20"/>
+          <w:sz w:val="22"/>
           <w:szCs w:val="20"/>
         </w:rPr>
         <w:t xml:space="preserve">Select all the ratios that are equivalent to 4 : 6.</w:t>
@@ -1288,25 +1292,25 @@
                 <w:rFonts w:ascii="Avenir Next" w:hAnsi="Avenir Next" w:cs="Avenir Next" w:eastAsia="Avenir Next"/>
                 <w:b/>
                 <w:color w:val="003A70"/>
+                <w:sz w:val="22"/>
+                <w:szCs w:val="19"/>
+              </w:rPr>
+              <w:t xml:space="preserve">A</w:t>
+            </w:r>
+            <w:r>
+              <w:rPr>
+                <w:rFonts w:ascii="Avenir Next" w:hAnsi="Avenir Next" w:cs="Avenir Next" w:eastAsia="Avenir Next"/>
+                <w:color w:val="1A1A1A"/>
                 <w:sz w:val="19"/>
                 <w:szCs w:val="19"/>
               </w:rPr>
-              <w:t xml:space="preserve">A</w:t>
-            </w:r>
-            <w:r>
-              <w:rPr>
-                <w:rFonts w:ascii="Avenir Next" w:hAnsi="Avenir Next" w:cs="Avenir Next" w:eastAsia="Avenir Next"/>
-                <w:color w:val="1A1A1A"/>
-                <w:sz w:val="19"/>
-                <w:szCs w:val="19"/>
-              </w:rPr>
               <w:t xml:space="preserve">  </w:t>
             </w:r>
             <w:r>
               <w:rPr>
                 <w:rFonts w:ascii="Avenir Next" w:hAnsi="Avenir Next" w:cs="Avenir Next" w:eastAsia="Avenir Next"/>
                 <w:color w:val="1A1A1A"/>
-                <w:sz w:val="19"/>
+                <w:sz w:val="22"/>
                 <w:szCs w:val="19"/>
               </w:rPr>
               <w:t xml:space="preserve">2 : 3</w:t>
@@ -1346,25 +1350,25 @@
                 <w:rFonts w:ascii="Avenir Next" w:hAnsi="Avenir Next" w:cs="Avenir Next" w:eastAsia="Avenir Next"/>
                 <w:b/>
                 <w:color w:val="003A70"/>
+                <w:sz w:val="22"/>
+                <w:szCs w:val="19"/>
+              </w:rPr>
+              <w:t xml:space="preserve">B</w:t>
+            </w:r>
+            <w:r>
+              <w:rPr>
+                <w:rFonts w:ascii="Avenir Next" w:hAnsi="Avenir Next" w:cs="Avenir Next" w:eastAsia="Avenir Next"/>
+                <w:color w:val="1A1A1A"/>
                 <w:sz w:val="19"/>
                 <w:szCs w:val="19"/>
               </w:rPr>
-              <w:t xml:space="preserve">B</w:t>
-            </w:r>
-            <w:r>
-              <w:rPr>
-                <w:rFonts w:ascii="Avenir Next" w:hAnsi="Avenir Next" w:cs="Avenir Next" w:eastAsia="Avenir Next"/>
-                <w:color w:val="1A1A1A"/>
-                <w:sz w:val="19"/>
-                <w:szCs w:val="19"/>
-              </w:rPr>
               <w:t xml:space="preserve">  </w:t>
             </w:r>
             <w:r>
               <w:rPr>
                 <w:rFonts w:ascii="Avenir Next" w:hAnsi="Avenir Next" w:cs="Avenir Next" w:eastAsia="Avenir Next"/>
                 <w:color w:val="1A1A1A"/>
-                <w:sz w:val="19"/>
+                <w:sz w:val="22"/>
                 <w:szCs w:val="19"/>
               </w:rPr>
               <w:t xml:space="preserve">8 : 12</w:t>
@@ -1404,25 +1408,25 @@
                 <w:rFonts w:ascii="Avenir Next" w:hAnsi="Avenir Next" w:cs="Avenir Next" w:eastAsia="Avenir Next"/>
                 <w:b/>
                 <w:color w:val="003A70"/>
+                <w:sz w:val="22"/>
+                <w:szCs w:val="19"/>
+              </w:rPr>
+              <w:t xml:space="preserve">C</w:t>
+            </w:r>
+            <w:r>
+              <w:rPr>
+                <w:rFonts w:ascii="Avenir Next" w:hAnsi="Avenir Next" w:cs="Avenir Next" w:eastAsia="Avenir Next"/>
+                <w:color w:val="1A1A1A"/>
                 <w:sz w:val="19"/>
                 <w:szCs w:val="19"/>
               </w:rPr>
-              <w:t xml:space="preserve">C</w:t>
-            </w:r>
-            <w:r>
-              <w:rPr>
-                <w:rFonts w:ascii="Avenir Next" w:hAnsi="Avenir Next" w:cs="Avenir Next" w:eastAsia="Avenir Next"/>
-                <w:color w:val="1A1A1A"/>
-                <w:sz w:val="19"/>
-                <w:szCs w:val="19"/>
-              </w:rPr>
               <w:t xml:space="preserve">  </w:t>
             </w:r>
             <w:r>
               <w:rPr>
                 <w:rFonts w:ascii="Avenir Next" w:hAnsi="Avenir Next" w:cs="Avenir Next" w:eastAsia="Avenir Next"/>
                 <w:color w:val="1A1A1A"/>
-                <w:sz w:val="19"/>
+                <w:sz w:val="22"/>
                 <w:szCs w:val="19"/>
               </w:rPr>
               <w:t xml:space="preserve">6 : 8</w:t>
@@ -1462,25 +1466,25 @@
                 <w:rFonts w:ascii="Avenir Next" w:hAnsi="Avenir Next" w:cs="Avenir Next" w:eastAsia="Avenir Next"/>
                 <w:b/>
                 <w:color w:val="003A70"/>
+                <w:sz w:val="22"/>
+                <w:szCs w:val="19"/>
+              </w:rPr>
+              <w:t xml:space="preserve">D</w:t>
+            </w:r>
+            <w:r>
+              <w:rPr>
+                <w:rFonts w:ascii="Avenir Next" w:hAnsi="Avenir Next" w:cs="Avenir Next" w:eastAsia="Avenir Next"/>
+                <w:color w:val="1A1A1A"/>
                 <w:sz w:val="19"/>
                 <w:szCs w:val="19"/>
               </w:rPr>
-              <w:t xml:space="preserve">D</w:t>
-            </w:r>
-            <w:r>
-              <w:rPr>
-                <w:rFonts w:ascii="Avenir Next" w:hAnsi="Avenir Next" w:cs="Avenir Next" w:eastAsia="Avenir Next"/>
-                <w:color w:val="1A1A1A"/>
-                <w:sz w:val="19"/>
-                <w:szCs w:val="19"/>
-              </w:rPr>
               <w:t xml:space="preserve">  </w:t>
             </w:r>
             <w:r>
               <w:rPr>
                 <w:rFonts w:ascii="Avenir Next" w:hAnsi="Avenir Next" w:cs="Avenir Next" w:eastAsia="Avenir Next"/>
                 <w:color w:val="1A1A1A"/>
-                <w:sz w:val="19"/>
+                <w:sz w:val="22"/>
                 <w:szCs w:val="19"/>
               </w:rPr>
               <w:t xml:space="preserve">10 : 15</w:t>
@@ -1508,18 +1512,18 @@
           <w:rFonts w:ascii="Avenir Next" w:hAnsi="Avenir Next" w:cs="Avenir Next" w:eastAsia="Avenir Next"/>
           <w:b/>
           <w:color w:val="1A1A1A"/>
+          <w:sz w:val="22"/>
+          <w:szCs w:val="20"/>
+        </w:rPr>
+        <w:t xml:space="preserve">4.</w:t>
+      </w:r>
+      <w:r>
+        <w:rPr>
+          <w:rFonts w:ascii="Avenir Next" w:hAnsi="Avenir Next" w:cs="Avenir Next" w:eastAsia="Avenir Next"/>
+          <w:color w:val="1A1A1A"/>
           <w:sz w:val="20"/>
           <w:szCs w:val="20"/>
         </w:rPr>
-        <w:t xml:space="preserve">4.</w:t>
-      </w:r>
-      <w:r>
-        <w:rPr>
-          <w:rFonts w:ascii="Avenir Next" w:hAnsi="Avenir Next" w:cs="Avenir Next" w:eastAsia="Avenir Next"/>
-          <w:color w:val="1A1A1A"/>
-          <w:sz w:val="20"/>
-          <w:szCs w:val="20"/>
-        </w:rPr>
         <w:tab/>
       </w:r>
       <w:r>
@@ -1527,7 +1531,7 @@
           <w:rFonts w:ascii="Avenir Next" w:hAnsi="Avenir Next" w:cs="Avenir Next" w:eastAsia="Avenir Next"/>
           <w:b/>
           <w:color w:val="1A1A1A"/>
-          <w:sz w:val="20"/>
+          <w:sz w:val="22"/>
           <w:szCs w:val="20"/>
         </w:rPr>
         <w:t xml:space="preserve">Bracelets.  </w:t>
@@ -1536,7 +1540,7 @@
         <w:rPr>
           <w:rFonts w:ascii="Avenir Next" w:hAnsi="Avenir Next" w:cs="Avenir Next" w:eastAsia="Avenir Next"/>
           <w:color w:val="1A1A1A"/>
-          <w:sz w:val="20"/>
+          <w:sz w:val="22"/>
           <w:szCs w:val="20"/>
         </w:rPr>
         <w:t xml:space="preserve">Nadia uses 4 gold beads for every 9 purple beads. She uses 36 purple beads. How many gold beads does she use? Show a ratio table.</w:t>
@@ -1613,25 +1617,25 @@
           <w:rFonts w:ascii="Avenir Next" w:hAnsi="Avenir Next" w:cs="Avenir Next" w:eastAsia="Avenir Next"/>
           <w:b/>
           <w:color w:val="1A1A1A"/>
+          <w:sz w:val="22"/>
+          <w:szCs w:val="18"/>
+        </w:rPr>
+        <w:t xml:space="preserve">Answer</w:t>
+      </w:r>
+      <w:r>
+        <w:rPr>
+          <w:rFonts w:ascii="Avenir Next" w:hAnsi="Avenir Next" w:cs="Avenir Next" w:eastAsia="Avenir Next"/>
+          <w:color w:val="1A1A1A"/>
           <w:sz w:val="18"/>
           <w:szCs w:val="18"/>
         </w:rPr>
-        <w:t xml:space="preserve">Answer</w:t>
-      </w:r>
-      <w:r>
-        <w:rPr>
-          <w:rFonts w:ascii="Avenir Next" w:hAnsi="Avenir Next" w:cs="Avenir Next" w:eastAsia="Avenir Next"/>
-          <w:color w:val="1A1A1A"/>
-          <w:sz w:val="18"/>
-          <w:szCs w:val="18"/>
-        </w:rPr>
         <w:tab/>
       </w:r>
       <w:r>
         <w:rPr>
           <w:rFonts w:ascii="Avenir Next" w:hAnsi="Avenir Next" w:cs="Avenir Next" w:eastAsia="Avenir Next"/>
           <w:color w:val="1A1A1A"/>
-          <w:sz w:val="18"/>
+          <w:sz w:val="22"/>
           <w:szCs w:val="18"/>
         </w:rPr>
         <w:t xml:space="preserve">  gold beads</w:t>
@@ -1656,18 +1660,18 @@
           <w:rFonts w:ascii="Avenir Next" w:hAnsi="Avenir Next" w:cs="Avenir Next" w:eastAsia="Avenir Next"/>
           <w:b/>
           <w:color w:val="1A1A1A"/>
+          <w:sz w:val="22"/>
+          <w:szCs w:val="20"/>
+        </w:rPr>
+        <w:t xml:space="preserve">5.</w:t>
+      </w:r>
+      <w:r>
+        <w:rPr>
+          <w:rFonts w:ascii="Avenir Next" w:hAnsi="Avenir Next" w:cs="Avenir Next" w:eastAsia="Avenir Next"/>
+          <w:color w:val="1A1A1A"/>
           <w:sz w:val="20"/>
           <w:szCs w:val="20"/>
         </w:rPr>
-        <w:t xml:space="preserve">5.</w:t>
-      </w:r>
-      <w:r>
-        <w:rPr>
-          <w:rFonts w:ascii="Avenir Next" w:hAnsi="Avenir Next" w:cs="Avenir Next" w:eastAsia="Avenir Next"/>
-          <w:color w:val="1A1A1A"/>
-          <w:sz w:val="20"/>
-          <w:szCs w:val="20"/>
-        </w:rPr>
         <w:tab/>
       </w:r>
       <w:r>
@@ -1675,7 +1679,7 @@
           <w:rFonts w:ascii="Avenir Next" w:hAnsi="Avenir Next" w:cs="Avenir Next" w:eastAsia="Avenir Next"/>
           <w:b/>
           <w:color w:val="1A1A1A"/>
-          <w:sz w:val="20"/>
+          <w:sz w:val="22"/>
           <w:szCs w:val="20"/>
         </w:rPr>
         <w:t xml:space="preserve">Paint Mix.  </w:t>
@@ -1684,7 +1688,7 @@
         <w:rPr>
           <w:rFonts w:ascii="Avenir Next" w:hAnsi="Avenir Next" w:cs="Avenir Next" w:eastAsia="Avenir Next"/>
           <w:color w:val="1A1A1A"/>
-          <w:sz w:val="20"/>
+          <w:sz w:val="22"/>
           <w:szCs w:val="20"/>
         </w:rPr>
         <w:t xml:space="preserve">A paint color uses 3 cups of red for every 2 cups of white. Lou uses 21 cups of red.</w:t>
@@ -1704,10 +1708,28 @@
           <w:rFonts w:ascii="Avenir Next" w:hAnsi="Avenir Next" w:cs="Avenir Next" w:eastAsia="Avenir Next"/>
           <w:b/>
           <w:color w:val="003A70"/>
+          <w:sz w:val="22"/>
+          <w:szCs w:val="20"/>
+        </w:rPr>
+        <w:t xml:space="preserve">a.</w:t>
+      </w:r>
+      <w:r>
+        <w:rPr>
+          <w:rFonts w:ascii="Avenir Next" w:hAnsi="Avenir Next" w:cs="Avenir Next" w:eastAsia="Avenir Next"/>
+          <w:color w:val="1A1A1A"/>
           <w:sz w:val="20"/>
           <w:szCs w:val="20"/>
         </w:rPr>
-        <w:t xml:space="preserve">a.</w:t>
+        <w:tab/>
+      </w:r>
+      <w:r>
+        <w:rPr>
+          <w:rFonts w:ascii="Avenir Next" w:hAnsi="Avenir Next" w:cs="Avenir Next" w:eastAsia="Avenir Next"/>
+          <w:color w:val="1A1A1A"/>
+          <w:sz w:val="22"/>
+          <w:szCs w:val="20"/>
+        </w:rPr>
+        <w:t xml:space="preserve">How many cups of white does Lou use?</w:t>
       </w:r>
       <w:r>
         <w:rPr>
@@ -1716,7 +1738,7 @@
           <w:sz w:val="20"/>
           <w:szCs w:val="20"/>
         </w:rPr>
-        <w:tab/>
+        <w:t xml:space="preserve">  </w:t>
       </w:r>
       <w:r>
         <w:rPr>
@@ -1724,24 +1746,6 @@
           <w:color w:val="1A1A1A"/>
           <w:sz w:val="20"/>
           <w:szCs w:val="20"/>
-        </w:rPr>
-        <w:t xml:space="preserve">How many cups of white does Lou use?</w:t>
-      </w:r>
-      <w:r>
-        <w:rPr>
-          <w:rFonts w:ascii="Avenir Next" w:hAnsi="Avenir Next" w:cs="Avenir Next" w:eastAsia="Avenir Next"/>
-          <w:color w:val="1A1A1A"/>
-          <w:sz w:val="20"/>
-          <w:szCs w:val="20"/>
-        </w:rPr>
-        <w:t xml:space="preserve">  </w:t>
-      </w:r>
-      <w:r>
-        <w:rPr>
-          <w:rFonts w:ascii="Avenir Next" w:hAnsi="Avenir Next" w:cs="Avenir Next" w:eastAsia="Avenir Next"/>
-          <w:color w:val="1A1A1A"/>
-          <w:sz w:val="20"/>
-          <w:szCs w:val="20"/>
           <w:u w:val="single"/>
         </w:rPr>
         <w:t xml:space="preserve">                </w:t>
@@ -1750,7 +1754,7 @@
         <w:rPr>
           <w:rFonts w:ascii="Avenir Next" w:hAnsi="Avenir Next" w:cs="Avenir Next" w:eastAsia="Avenir Next"/>
           <w:color w:val="1A1A1A"/>
-          <w:sz w:val="20"/>
+          <w:sz w:val="22"/>
           <w:szCs w:val="20"/>
         </w:rPr>
         <w:t xml:space="preserve"> cups</w:t>
@@ -1770,10 +1774,28 @@
           <w:rFonts w:ascii="Avenir Next" w:hAnsi="Avenir Next" w:cs="Avenir Next" w:eastAsia="Avenir Next"/>
           <w:b/>
           <w:color w:val="003A70"/>
+          <w:sz w:val="22"/>
+          <w:szCs w:val="20"/>
+        </w:rPr>
+        <w:t xml:space="preserve">b.</w:t>
+      </w:r>
+      <w:r>
+        <w:rPr>
+          <w:rFonts w:ascii="Avenir Next" w:hAnsi="Avenir Next" w:cs="Avenir Next" w:eastAsia="Avenir Next"/>
+          <w:color w:val="1A1A1A"/>
           <w:sz w:val="20"/>
           <w:szCs w:val="20"/>
         </w:rPr>
-        <w:t xml:space="preserve">b.</w:t>
+        <w:tab/>
+      </w:r>
+      <w:r>
+        <w:rPr>
+          <w:rFonts w:ascii="Avenir Next" w:hAnsi="Avenir Next" w:cs="Avenir Next" w:eastAsia="Avenir Next"/>
+          <w:color w:val="1A1A1A"/>
+          <w:sz w:val="22"/>
+          <w:szCs w:val="20"/>
+        </w:rPr>
+        <w:t xml:space="preserve">How many cups of paint does Lou make in all?</w:t>
       </w:r>
       <w:r>
         <w:rPr>
@@ -1782,7 +1804,7 @@
           <w:sz w:val="20"/>
           <w:szCs w:val="20"/>
         </w:rPr>
-        <w:tab/>
+        <w:t xml:space="preserve">  </w:t>
       </w:r>
       <w:r>
         <w:rPr>
@@ -1790,24 +1812,6 @@
           <w:color w:val="1A1A1A"/>
           <w:sz w:val="20"/>
           <w:szCs w:val="20"/>
-        </w:rPr>
-        <w:t xml:space="preserve">How many cups of paint does Lou make in all?</w:t>
-      </w:r>
-      <w:r>
-        <w:rPr>
-          <w:rFonts w:ascii="Avenir Next" w:hAnsi="Avenir Next" w:cs="Avenir Next" w:eastAsia="Avenir Next"/>
-          <w:color w:val="1A1A1A"/>
-          <w:sz w:val="20"/>
-          <w:szCs w:val="20"/>
-        </w:rPr>
-        <w:t xml:space="preserve">  </w:t>
-      </w:r>
-      <w:r>
-        <w:rPr>
-          <w:rFonts w:ascii="Avenir Next" w:hAnsi="Avenir Next" w:cs="Avenir Next" w:eastAsia="Avenir Next"/>
-          <w:color w:val="1A1A1A"/>
-          <w:sz w:val="20"/>
-          <w:szCs w:val="20"/>
           <w:u w:val="single"/>
         </w:rPr>
         <w:t xml:space="preserve">                </w:t>
@@ -1816,7 +1820,7 @@
         <w:rPr>
           <w:rFonts w:ascii="Avenir Next" w:hAnsi="Avenir Next" w:cs="Avenir Next" w:eastAsia="Avenir Next"/>
           <w:color w:val="1A1A1A"/>
-          <w:sz w:val="20"/>
+          <w:sz w:val="22"/>
           <w:szCs w:val="20"/>
         </w:rPr>
         <w:t xml:space="preserve"> cups</w:t>
@@ -1841,18 +1845,18 @@
           <w:rFonts w:ascii="Avenir Next" w:hAnsi="Avenir Next" w:cs="Avenir Next" w:eastAsia="Avenir Next"/>
           <w:b/>
           <w:color w:val="1A1A1A"/>
+          <w:sz w:val="22"/>
+          <w:szCs w:val="20"/>
+        </w:rPr>
+        <w:t xml:space="preserve">6.</w:t>
+      </w:r>
+      <w:r>
+        <w:rPr>
+          <w:rFonts w:ascii="Avenir Next" w:hAnsi="Avenir Next" w:cs="Avenir Next" w:eastAsia="Avenir Next"/>
+          <w:color w:val="1A1A1A"/>
           <w:sz w:val="20"/>
           <w:szCs w:val="20"/>
         </w:rPr>
-        <w:t xml:space="preserve">6.</w:t>
-      </w:r>
-      <w:r>
-        <w:rPr>
-          <w:rFonts w:ascii="Avenir Next" w:hAnsi="Avenir Next" w:cs="Avenir Next" w:eastAsia="Avenir Next"/>
-          <w:color w:val="1A1A1A"/>
-          <w:sz w:val="20"/>
-          <w:szCs w:val="20"/>
-        </w:rPr>
         <w:tab/>
       </w:r>
       <w:r>
@@ -1860,7 +1864,7 @@
           <w:rFonts w:ascii="Avenir Next" w:hAnsi="Avenir Next" w:cs="Avenir Next" w:eastAsia="Avenir Next"/>
           <w:b/>
           <w:color w:val="1A1A1A"/>
-          <w:sz w:val="20"/>
+          <w:sz w:val="22"/>
           <w:szCs w:val="20"/>
         </w:rPr>
         <w:t xml:space="preserve">Find the Error.  </w:t>
@@ -1869,7 +1873,7 @@
         <w:rPr>
           <w:rFonts w:ascii="Avenir Next" w:hAnsi="Avenir Next" w:cs="Avenir Next" w:eastAsia="Avenir Next"/>
           <w:color w:val="1A1A1A"/>
-          <w:sz w:val="20"/>
+          <w:sz w:val="22"/>
           <w:szCs w:val="20"/>
         </w:rPr>
         <w:t xml:space="preserve">Mia says 5 : 8 is equivalent to 8 : 11 because she added 3 to each term. Is she right? Explain and give a ratio that is equivalent to 5 : 8.</w:t>
@@ -1990,6 +1994,7 @@
           </w:tcPr>
           <w:p>
             <w:pPr>
+              <w:pStyle w:val="Heading2"/>
               <w:spacing w:before="0" w:after="0" w:line="240" w:lineRule="auto"/>
             </w:pPr>
             <w:r>
@@ -2027,7 +2032,7 @@
               <w:rPr>
                 <w:rFonts w:ascii="Avenir Next" w:hAnsi="Avenir Next" w:cs="Avenir Next" w:eastAsia="Avenir Next"/>
                 <w:color w:val="1A1A1A"/>
-                <w:sz w:val="17"/>
+                <w:sz w:val="22"/>
                 <w:szCs w:val="17"/>
               </w:rPr>
               <w:t xml:space="preserve">  I can do this on my own</w:t>
@@ -2056,7 +2061,7 @@
               <w:rPr>
                 <w:rFonts w:ascii="Avenir Next" w:hAnsi="Avenir Next" w:cs="Avenir Next" w:eastAsia="Avenir Next"/>
                 <w:color w:val="1A1A1A"/>
-                <w:sz w:val="17"/>
+                <w:sz w:val="22"/>
                 <w:szCs w:val="17"/>
               </w:rPr>
               <w:t xml:space="preserve">  I need a little help</w:t>
@@ -2085,7 +2090,7 @@
               <w:rPr>
                 <w:rFonts w:ascii="Avenir Next" w:hAnsi="Avenir Next" w:cs="Avenir Next" w:eastAsia="Avenir Next"/>
                 <w:color w:val="1A1A1A"/>
-                <w:sz w:val="17"/>
+                <w:sz w:val="22"/>
                 <w:szCs w:val="17"/>
               </w:rPr>
               <w:t xml:space="preserve">  I have a question about #</w:t>
@@ -2123,7 +2128,7 @@
         <w:rPr>
           <w:rFonts w:ascii="Avenir Next" w:hAnsi="Avenir Next" w:cs="Avenir Next" w:eastAsia="Avenir Next"/>
           <w:color w:val="5A5F66"/>
-          <w:sz w:val="17"/>
+          <w:sz w:val="22"/>
           <w:szCs w:val="17"/>
         </w:rPr>
         <w:t xml:space="preserve">Double a family recipe out loud. Which amounts change, and by what factor?</w:t>
@@ -2143,10 +2148,28 @@
         <w:rPr>
           <w:rFonts w:ascii="Avenir Next" w:hAnsi="Avenir Next" w:cs="Avenir Next" w:eastAsia="Avenir Next"/>
           <w:color w:val="1A1A1A"/>
+          <w:sz w:val="22"/>
+          <w:szCs w:val="20"/>
+        </w:rPr>
+        <w:t xml:space="preserve">Name</w:t>
+      </w:r>
+      <w:r>
+        <w:rPr>
+          <w:rFonts w:ascii="Avenir Next" w:hAnsi="Avenir Next" w:cs="Avenir Next" w:eastAsia="Avenir Next"/>
+          <w:color w:val="1A1A1A"/>
           <w:sz w:val="20"/>
           <w:szCs w:val="20"/>
         </w:rPr>
-        <w:t xml:space="preserve">Name</w:t>
+        <w:tab/>
+      </w:r>
+      <w:r>
+        <w:rPr>
+          <w:rFonts w:ascii="Avenir Next" w:hAnsi="Avenir Next" w:cs="Avenir Next" w:eastAsia="Avenir Next"/>
+          <w:color w:val="1A1A1A"/>
+          <w:sz w:val="22"/>
+          <w:szCs w:val="20"/>
+        </w:rPr>
+        <w:t xml:space="preserve">   Date</w:t>
       </w:r>
       <w:r>
         <w:rPr>
@@ -2161,25 +2184,7 @@
         <w:rPr>
           <w:rFonts w:ascii="Avenir Next" w:hAnsi="Avenir Next" w:cs="Avenir Next" w:eastAsia="Avenir Next"/>
           <w:color w:val="1A1A1A"/>
-          <w:sz w:val="20"/>
-          <w:szCs w:val="20"/>
-        </w:rPr>
-        <w:t xml:space="preserve">   Date</w:t>
-      </w:r>
-      <w:r>
-        <w:rPr>
-          <w:rFonts w:ascii="Avenir Next" w:hAnsi="Avenir Next" w:cs="Avenir Next" w:eastAsia="Avenir Next"/>
-          <w:color w:val="1A1A1A"/>
-          <w:sz w:val="20"/>
-          <w:szCs w:val="20"/>
-        </w:rPr>
-        <w:tab/>
-      </w:r>
-      <w:r>
-        <w:rPr>
-          <w:rFonts w:ascii="Avenir Next" w:hAnsi="Avenir Next" w:cs="Avenir Next" w:eastAsia="Avenir Next"/>
-          <w:color w:val="1A1A1A"/>
-          <w:sz w:val="20"/>
+          <w:sz w:val="22"/>
           <w:szCs w:val="20"/>
         </w:rPr>
         <w:t xml:space="preserve">   Period</w:t>
@@ -2206,7 +2211,7 @@
           <w:caps/>
           <w:color w:val="003A70"/>
           <w:spacing w:val="12"/>
-          <w:sz w:val="19"/>
+          <w:sz w:val="22"/>
           <w:szCs w:val="19"/>
         </w:rPr>
         <w:t xml:space="preserve">Lesson 3-3  ·  Homework Packet  ·  Sheet 2 of 2</w:t>
@@ -2214,6 +2219,7 @@
     </w:p>
     <w:p>
       <w:pPr>
+        <w:pStyle w:val="Heading1"/>
         <w:keepNext/>
         <w:spacing w:before="0" w:after="0" w:line="240" w:lineRule="auto"/>
       </w:pPr>
@@ -2239,7 +2245,7 @@
         <w:rPr>
           <w:rFonts w:ascii="Avenir Next" w:hAnsi="Avenir Next" w:cs="Avenir Next" w:eastAsia="Avenir Next"/>
           <w:color w:val="5A5F66"/>
-          <w:sz w:val="17"/>
+          <w:sz w:val="22"/>
           <w:szCs w:val="17"/>
         </w:rPr>
         <w:t xml:space="preserve">Maryland Standard 6.RP.A.3a   ·   Learning target — I can use the bridge strategy to scale a ratio when I cannot multiply by a whole number.</w:t>
@@ -2286,6 +2292,7 @@
           </w:tcPr>
           <w:p>
             <w:pPr>
+              <w:pStyle w:val="Heading2"/>
               <w:spacing w:before="0" w:after="0" w:line="240" w:lineRule="auto"/>
             </w:pPr>
             <w:r>
@@ -2313,27 +2320,27 @@
                 <w:rFonts w:ascii="Avenir Next" w:hAnsi="Avenir Next" w:cs="Avenir Next" w:eastAsia="Avenir Next"/>
                 <w:b/>
                 <w:color w:val="003A70"/>
+                <w:sz w:val="22"/>
+                <w:szCs w:val="18"/>
+              </w:rPr>
+              <w:t xml:space="preserve">•</w:t>
+            </w:r>
+            <w:r>
+              <w:rPr>
+                <w:rFonts w:ascii="Avenir Next" w:hAnsi="Avenir Next" w:cs="Avenir Next" w:eastAsia="Avenir Next"/>
+                <w:color w:val="1A1A1A"/>
                 <w:sz w:val="18"/>
                 <w:szCs w:val="18"/>
               </w:rPr>
-              <w:t xml:space="preserve">•</w:t>
-            </w:r>
-            <w:r>
-              <w:rPr>
-                <w:rFonts w:ascii="Avenir Next" w:hAnsi="Avenir Next" w:cs="Avenir Next" w:eastAsia="Avenir Next"/>
-                <w:color w:val="1A1A1A"/>
-                <w:sz w:val="18"/>
+              <w:tab/>
+            </w:r>
+            <w:r>
+              <w:rPr>
+                <w:rFonts w:ascii="Avenir Next" w:hAnsi="Avenir Next" w:cs="Avenir Next" w:eastAsia="Avenir Next"/>
+                <w:color w:val="1A1A1A"/>
+                <w:sz w:val="22"/>
                 <w:szCs w:val="18"/>
               </w:rPr>
-              <w:tab/>
-            </w:r>
-            <w:r>
-              <w:rPr>
-                <w:rFonts w:ascii="Avenir Next" w:hAnsi="Avenir Next" w:cs="Avenir Next" w:eastAsia="Avenir Next"/>
-                <w:color w:val="1A1A1A"/>
-                <w:sz w:val="18"/>
-                <w:szCs w:val="18"/>
-              </w:rPr>
               <w:t xml:space="preserve">No whole number gets you to the target? </w:t>
             </w:r>
             <w:r>
@@ -2341,7 +2348,7 @@
                 <w:rFonts w:ascii="Avenir Next" w:hAnsi="Avenir Next" w:cs="Avenir Next" w:eastAsia="Avenir Next"/>
                 <w:b/>
                 <w:color w:val="1A1A1A"/>
-                <w:sz w:val="18"/>
+                <w:sz w:val="22"/>
                 <w:szCs w:val="18"/>
               </w:rPr>
               <w:t xml:space="preserve">Build a bridge.</w:t>
@@ -2360,54 +2367,54 @@
                 <w:rFonts w:ascii="Avenir Next" w:hAnsi="Avenir Next" w:cs="Avenir Next" w:eastAsia="Avenir Next"/>
                 <w:b/>
                 <w:color w:val="003A70"/>
+                <w:sz w:val="22"/>
+                <w:szCs w:val="18"/>
+              </w:rPr>
+              <w:t xml:space="preserve">•</w:t>
+            </w:r>
+            <w:r>
+              <w:rPr>
+                <w:rFonts w:ascii="Avenir Next" w:hAnsi="Avenir Next" w:cs="Avenir Next" w:eastAsia="Avenir Next"/>
+                <w:color w:val="1A1A1A"/>
                 <w:sz w:val="18"/>
                 <w:szCs w:val="18"/>
               </w:rPr>
-              <w:t xml:space="preserve">•</w:t>
-            </w:r>
-            <w:r>
-              <w:rPr>
-                <w:rFonts w:ascii="Avenir Next" w:hAnsi="Avenir Next" w:cs="Avenir Next" w:eastAsia="Avenir Next"/>
-                <w:color w:val="1A1A1A"/>
-                <w:sz w:val="18"/>
+              <w:tab/>
+            </w:r>
+            <w:r>
+              <w:rPr>
+                <w:rFonts w:ascii="Avenir Next" w:hAnsi="Avenir Next" w:cs="Avenir Next" w:eastAsia="Avenir Next"/>
+                <w:b/>
+                <w:color w:val="1A1A1A"/>
+                <w:sz w:val="22"/>
                 <w:szCs w:val="18"/>
               </w:rPr>
-              <w:tab/>
-            </w:r>
-            <w:r>
-              <w:rPr>
-                <w:rFonts w:ascii="Avenir Next" w:hAnsi="Avenir Next" w:cs="Avenir Next" w:eastAsia="Avenir Next"/>
-                <w:b/>
-                <w:color w:val="1A1A1A"/>
-                <w:sz w:val="18"/>
+              <w:t xml:space="preserve">Divide</w:t>
+            </w:r>
+            <w:r>
+              <w:rPr>
+                <w:rFonts w:ascii="Avenir Next" w:hAnsi="Avenir Next" w:cs="Avenir Next" w:eastAsia="Avenir Next"/>
+                <w:color w:val="1A1A1A"/>
+                <w:sz w:val="22"/>
                 <w:szCs w:val="18"/>
               </w:rPr>
-              <w:t xml:space="preserve">Divide</w:t>
-            </w:r>
-            <w:r>
-              <w:rPr>
-                <w:rFonts w:ascii="Avenir Next" w:hAnsi="Avenir Next" w:cs="Avenir Next" w:eastAsia="Avenir Next"/>
-                <w:color w:val="1A1A1A"/>
-                <w:sz w:val="18"/>
+              <w:t xml:space="preserve"> both terms down to a smaller equivalent ratio, then </w:t>
+            </w:r>
+            <w:r>
+              <w:rPr>
+                <w:rFonts w:ascii="Avenir Next" w:hAnsi="Avenir Next" w:cs="Avenir Next" w:eastAsia="Avenir Next"/>
+                <w:b/>
+                <w:color w:val="1A1A1A"/>
+                <w:sz w:val="22"/>
                 <w:szCs w:val="18"/>
               </w:rPr>
-              <w:t xml:space="preserve"> both terms down to a smaller equivalent ratio, then </w:t>
-            </w:r>
-            <w:r>
-              <w:rPr>
-                <w:rFonts w:ascii="Avenir Next" w:hAnsi="Avenir Next" w:cs="Avenir Next" w:eastAsia="Avenir Next"/>
-                <w:b/>
-                <w:color w:val="1A1A1A"/>
-                <w:sz w:val="18"/>
-                <w:szCs w:val="18"/>
-              </w:rPr>
               <w:t xml:space="preserve">multiply</w:t>
             </w:r>
             <w:r>
               <w:rPr>
                 <w:rFonts w:ascii="Avenir Next" w:hAnsi="Avenir Next" w:cs="Avenir Next" w:eastAsia="Avenir Next"/>
                 <w:color w:val="1A1A1A"/>
-                <w:sz w:val="18"/>
+                <w:sz w:val="22"/>
                 <w:szCs w:val="18"/>
               </w:rPr>
               <w:t xml:space="preserve"> both terms up to the target.</w:t>
@@ -2422,6 +2429,7 @@
           </w:tcPr>
           <w:p>
             <w:pPr>
+              <w:pStyle w:val="Heading2"/>
               <w:spacing w:before="0" w:after="0" w:line="240" w:lineRule="auto"/>
             </w:pPr>
             <w:r>
@@ -2444,7 +2452,7 @@
               <w:rPr>
                 <w:rFonts w:ascii="Avenir Next" w:hAnsi="Avenir Next" w:cs="Avenir Next" w:eastAsia="Avenir Next"/>
                 <w:color w:val="1A1A1A"/>
-                <w:sz w:val="17"/>
+                <w:sz w:val="22"/>
                 <w:szCs w:val="17"/>
               </w:rPr>
               <w:t xml:space="preserve">A drink uses 6 scoops of mix for 8 cups of water. How much water goes with 9 scoops?</w:t>
@@ -2463,25 +2471,25 @@
                 <w:rFonts w:ascii="Avenir Next" w:hAnsi="Avenir Next" w:cs="Avenir Next" w:eastAsia="Avenir Next"/>
                 <w:b/>
                 <w:color w:val="003A70"/>
+                <w:sz w:val="22"/>
+                <w:szCs w:val="17"/>
+              </w:rPr>
+              <w:t xml:space="preserve">Step 1</w:t>
+            </w:r>
+            <w:r>
+              <w:rPr>
+                <w:rFonts w:ascii="Avenir Next" w:hAnsi="Avenir Next" w:cs="Avenir Next" w:eastAsia="Avenir Next"/>
+                <w:color w:val="1A1A1A"/>
                 <w:sz w:val="17"/>
                 <w:szCs w:val="17"/>
               </w:rPr>
-              <w:t xml:space="preserve">Step 1</w:t>
-            </w:r>
-            <w:r>
-              <w:rPr>
-                <w:rFonts w:ascii="Avenir Next" w:hAnsi="Avenir Next" w:cs="Avenir Next" w:eastAsia="Avenir Next"/>
-                <w:color w:val="1A1A1A"/>
-                <w:sz w:val="17"/>
-                <w:szCs w:val="17"/>
-              </w:rPr>
               <w:tab/>
             </w:r>
             <w:r>
               <w:rPr>
                 <w:rFonts w:ascii="Avenir Next" w:hAnsi="Avenir Next" w:cs="Avenir Next" w:eastAsia="Avenir Next"/>
                 <w:color w:val="1A1A1A"/>
-                <w:sz w:val="17"/>
+                <w:sz w:val="22"/>
                 <w:szCs w:val="17"/>
               </w:rPr>
               <w:t xml:space="preserve">6 × ? = 9 is not a whole number. Bridge down: 6 : 8 ÷ 2 = 3 : 4</w:t>
@@ -2500,25 +2508,25 @@
                 <w:rFonts w:ascii="Avenir Next" w:hAnsi="Avenir Next" w:cs="Avenir Next" w:eastAsia="Avenir Next"/>
                 <w:b/>
                 <w:color w:val="003A70"/>
+                <w:sz w:val="22"/>
+                <w:szCs w:val="17"/>
+              </w:rPr>
+              <w:t xml:space="preserve">Step 2</w:t>
+            </w:r>
+            <w:r>
+              <w:rPr>
+                <w:rFonts w:ascii="Avenir Next" w:hAnsi="Avenir Next" w:cs="Avenir Next" w:eastAsia="Avenir Next"/>
+                <w:color w:val="1A1A1A"/>
                 <w:sz w:val="17"/>
                 <w:szCs w:val="17"/>
               </w:rPr>
-              <w:t xml:space="preserve">Step 2</w:t>
-            </w:r>
-            <w:r>
-              <w:rPr>
-                <w:rFonts w:ascii="Avenir Next" w:hAnsi="Avenir Next" w:cs="Avenir Next" w:eastAsia="Avenir Next"/>
-                <w:color w:val="1A1A1A"/>
-                <w:sz w:val="17"/>
-                <w:szCs w:val="17"/>
-              </w:rPr>
               <w:tab/>
             </w:r>
             <w:r>
               <w:rPr>
                 <w:rFonts w:ascii="Avenir Next" w:hAnsi="Avenir Next" w:cs="Avenir Next" w:eastAsia="Avenir Next"/>
                 <w:color w:val="1A1A1A"/>
-                <w:sz w:val="17"/>
+                <w:sz w:val="22"/>
                 <w:szCs w:val="17"/>
               </w:rPr>
               <w:t xml:space="preserve">Scale up: 3 : 4 × 3 = 9 : 12</w:t>
@@ -2537,18 +2545,18 @@
                 <w:rFonts w:ascii="Avenir Next" w:hAnsi="Avenir Next" w:cs="Avenir Next" w:eastAsia="Avenir Next"/>
                 <w:b/>
                 <w:color w:val="1A1A1A"/>
+                <w:sz w:val="22"/>
+                <w:szCs w:val="17"/>
+              </w:rPr>
+              <w:t xml:space="preserve">Answer</w:t>
+            </w:r>
+            <w:r>
+              <w:rPr>
+                <w:rFonts w:ascii="Avenir Next" w:hAnsi="Avenir Next" w:cs="Avenir Next" w:eastAsia="Avenir Next"/>
+                <w:color w:val="1A1A1A"/>
                 <w:sz w:val="17"/>
                 <w:szCs w:val="17"/>
               </w:rPr>
-              <w:t xml:space="preserve">Answer</w:t>
-            </w:r>
-            <w:r>
-              <w:rPr>
-                <w:rFonts w:ascii="Avenir Next" w:hAnsi="Avenir Next" w:cs="Avenir Next" w:eastAsia="Avenir Next"/>
-                <w:color w:val="1A1A1A"/>
-                <w:sz w:val="17"/>
-                <w:szCs w:val="17"/>
-              </w:rPr>
               <w:tab/>
             </w:r>
             <w:r>
@@ -2556,7 +2564,7 @@
                 <w:rFonts w:ascii="Avenir Next" w:hAnsi="Avenir Next" w:cs="Avenir Next" w:eastAsia="Avenir Next"/>
                 <w:b/>
                 <w:color w:val="1A1A1A"/>
-                <w:sz w:val="17"/>
+                <w:sz w:val="22"/>
                 <w:szCs w:val="17"/>
               </w:rPr>
               <w:t xml:space="preserve">12 cups of water</w:t>
@@ -2567,6 +2575,7 @@
     </w:tbl>
     <w:p>
       <w:pPr>
+        <w:pStyle w:val="Heading2"/>
         <w:keepNext/>
         <w:pBdr>
           <w:bottom w:val="single" w:sz="8" w:space="3" w:color="003A70"/>
@@ -2582,7 +2591,7 @@
           <w:b/>
           <w:color w:val="003A70"/>
           <w:spacing w:val="14"/>
-          <w:sz w:val="19"/>
+          <w:sz w:val="22"/>
           <w:szCs w:val="19"/>
         </w:rPr>
         <w:t xml:space="preserve">PRACTICE</w:t>
@@ -2601,7 +2610,7 @@
           <w:rFonts w:ascii="Avenir Next" w:hAnsi="Avenir Next" w:cs="Avenir Next" w:eastAsia="Avenir Next"/>
           <w:i/>
           <w:color w:val="5A5F66"/>
-          <w:sz w:val="17"/>
+          <w:sz w:val="22"/>
           <w:szCs w:val="17"/>
         </w:rPr>
         <w:t xml:space="preserve">show your work · label units</w:t>
@@ -2621,25 +2630,25 @@
           <w:rFonts w:ascii="Avenir Next" w:hAnsi="Avenir Next" w:cs="Avenir Next" w:eastAsia="Avenir Next"/>
           <w:b/>
           <w:color w:val="1A1A1A"/>
+          <w:sz w:val="22"/>
+          <w:szCs w:val="20"/>
+        </w:rPr>
+        <w:t xml:space="preserve">1.</w:t>
+      </w:r>
+      <w:r>
+        <w:rPr>
+          <w:rFonts w:ascii="Avenir Next" w:hAnsi="Avenir Next" w:cs="Avenir Next" w:eastAsia="Avenir Next"/>
+          <w:color w:val="1A1A1A"/>
           <w:sz w:val="20"/>
           <w:szCs w:val="20"/>
         </w:rPr>
-        <w:t xml:space="preserve">1.</w:t>
-      </w:r>
-      <w:r>
-        <w:rPr>
-          <w:rFonts w:ascii="Avenir Next" w:hAnsi="Avenir Next" w:cs="Avenir Next" w:eastAsia="Avenir Next"/>
-          <w:color w:val="1A1A1A"/>
-          <w:sz w:val="20"/>
-          <w:szCs w:val="20"/>
-        </w:rPr>
         <w:tab/>
       </w:r>
       <w:r>
         <w:rPr>
           <w:rFonts w:ascii="Avenir Next" w:hAnsi="Avenir Next" w:cs="Avenir Next" w:eastAsia="Avenir Next"/>
           <w:color w:val="1A1A1A"/>
-          <w:sz w:val="20"/>
+          <w:sz w:val="22"/>
           <w:szCs w:val="20"/>
         </w:rPr>
         <w:t xml:space="preserve">A machine fills 15 bottles every 6 minutes. Use the bridge column to find the bottles for 10 minutes.</w:t>
@@ -2694,7 +2703,7 @@
                 <w:rFonts w:ascii="Avenir Next" w:hAnsi="Avenir Next" w:cs="Avenir Next" w:eastAsia="Avenir Next"/>
                 <w:b/>
                 <w:color w:val="1A1A1A"/>
-                <w:sz w:val="19"/>
+                <w:sz w:val="22"/>
                 <w:szCs w:val="19"/>
               </w:rPr>
               <w:t xml:space="preserve">Minutes</w:t>
@@ -2715,7 +2724,7 @@
               <w:rPr>
                 <w:rFonts w:ascii="Avenir Next" w:hAnsi="Avenir Next" w:cs="Avenir Next" w:eastAsia="Avenir Next"/>
                 <w:color w:val="1A1A1A"/>
-                <w:sz w:val="19"/>
+                <w:sz w:val="22"/>
                 <w:szCs w:val="19"/>
               </w:rPr>
               <w:t xml:space="preserve">6</w:t>
@@ -2736,7 +2745,7 @@
               <w:rPr>
                 <w:rFonts w:ascii="Avenir Next" w:hAnsi="Avenir Next" w:cs="Avenir Next" w:eastAsia="Avenir Next"/>
                 <w:color w:val="1A1A1A"/>
-                <w:sz w:val="19"/>
+                <w:sz w:val="22"/>
                 <w:szCs w:val="19"/>
               </w:rPr>
               <w:t xml:space="preserve">2</w:t>
@@ -2757,7 +2766,7 @@
               <w:rPr>
                 <w:rFonts w:ascii="Avenir Next" w:hAnsi="Avenir Next" w:cs="Avenir Next" w:eastAsia="Avenir Next"/>
                 <w:color w:val="1A1A1A"/>
-                <w:sz w:val="19"/>
+                <w:sz w:val="22"/>
                 <w:szCs w:val="19"/>
               </w:rPr>
               <w:t xml:space="preserve">10</w:t>
@@ -2786,7 +2795,7 @@
                 <w:rFonts w:ascii="Avenir Next" w:hAnsi="Avenir Next" w:cs="Avenir Next" w:eastAsia="Avenir Next"/>
                 <w:b/>
                 <w:color w:val="1A1A1A"/>
-                <w:sz w:val="19"/>
+                <w:sz w:val="22"/>
                 <w:szCs w:val="19"/>
               </w:rPr>
               <w:t xml:space="preserve">Bottles</w:t>
@@ -2807,7 +2816,7 @@
               <w:rPr>
                 <w:rFonts w:ascii="Avenir Next" w:hAnsi="Avenir Next" w:cs="Avenir Next" w:eastAsia="Avenir Next"/>
                 <w:color w:val="1A1A1A"/>
-                <w:sz w:val="19"/>
+                <w:sz w:val="22"/>
                 <w:szCs w:val="19"/>
               </w:rPr>
               <w:t xml:space="preserve">15</w:t>
@@ -2857,25 +2866,25 @@
           <w:rFonts w:ascii="Avenir Next" w:hAnsi="Avenir Next" w:cs="Avenir Next" w:eastAsia="Avenir Next"/>
           <w:b/>
           <w:color w:val="1A1A1A"/>
+          <w:sz w:val="22"/>
+          <w:szCs w:val="20"/>
+        </w:rPr>
+        <w:t xml:space="preserve">2.</w:t>
+      </w:r>
+      <w:r>
+        <w:rPr>
+          <w:rFonts w:ascii="Avenir Next" w:hAnsi="Avenir Next" w:cs="Avenir Next" w:eastAsia="Avenir Next"/>
+          <w:color w:val="1A1A1A"/>
           <w:sz w:val="20"/>
           <w:szCs w:val="20"/>
         </w:rPr>
-        <w:t xml:space="preserve">2.</w:t>
-      </w:r>
-      <w:r>
-        <w:rPr>
-          <w:rFonts w:ascii="Avenir Next" w:hAnsi="Avenir Next" w:cs="Avenir Next" w:eastAsia="Avenir Next"/>
-          <w:color w:val="1A1A1A"/>
-          <w:sz w:val="20"/>
-          <w:szCs w:val="20"/>
-        </w:rPr>
         <w:tab/>
       </w:r>
       <w:r>
         <w:rPr>
           <w:rFonts w:ascii="Avenir Next" w:hAnsi="Avenir Next" w:cs="Avenir Next" w:eastAsia="Avenir Next"/>
           <w:color w:val="1A1A1A"/>
-          <w:sz w:val="20"/>
+          <w:sz w:val="22"/>
           <w:szCs w:val="20"/>
         </w:rPr>
         <w:t xml:space="preserve">Use a bridge to find each missing number.</w:t>
@@ -2930,25 +2939,25 @@
                 <w:rFonts w:ascii="Avenir Next" w:hAnsi="Avenir Next" w:cs="Avenir Next" w:eastAsia="Avenir Next"/>
                 <w:b/>
                 <w:color w:val="003A70"/>
+                <w:sz w:val="22"/>
+                <w:szCs w:val="20"/>
+              </w:rPr>
+              <w:t xml:space="preserve">a.</w:t>
+            </w:r>
+            <w:r>
+              <w:rPr>
+                <w:rFonts w:ascii="Avenir Next" w:hAnsi="Avenir Next" w:cs="Avenir Next" w:eastAsia="Avenir Next"/>
+                <w:color w:val="1A1A1A"/>
                 <w:sz w:val="20"/>
                 <w:szCs w:val="20"/>
               </w:rPr>
-              <w:t xml:space="preserve">a.</w:t>
-            </w:r>
-            <w:r>
-              <w:rPr>
-                <w:rFonts w:ascii="Avenir Next" w:hAnsi="Avenir Next" w:cs="Avenir Next" w:eastAsia="Avenir Next"/>
-                <w:color w:val="1A1A1A"/>
-                <w:sz w:val="20"/>
-                <w:szCs w:val="20"/>
-              </w:rPr>
               <w:tab/>
             </w:r>
             <w:r>
               <w:rPr>
                 <w:rFonts w:ascii="Avenir Next" w:hAnsi="Avenir Next" w:cs="Avenir Next" w:eastAsia="Avenir Next"/>
                 <w:color w:val="1A1A1A"/>
-                <w:sz w:val="20"/>
+                <w:sz w:val="22"/>
                 <w:szCs w:val="20"/>
               </w:rPr>
               <w:t xml:space="preserve">4 : 6 = 10 :</w:t>
@@ -2992,25 +3001,25 @@
                 <w:rFonts w:ascii="Avenir Next" w:hAnsi="Avenir Next" w:cs="Avenir Next" w:eastAsia="Avenir Next"/>
                 <w:b/>
                 <w:color w:val="003A70"/>
+                <w:sz w:val="22"/>
+                <w:szCs w:val="20"/>
+              </w:rPr>
+              <w:t xml:space="preserve">b.</w:t>
+            </w:r>
+            <w:r>
+              <w:rPr>
+                <w:rFonts w:ascii="Avenir Next" w:hAnsi="Avenir Next" w:cs="Avenir Next" w:eastAsia="Avenir Next"/>
+                <w:color w:val="1A1A1A"/>
                 <w:sz w:val="20"/>
                 <w:szCs w:val="20"/>
               </w:rPr>
-              <w:t xml:space="preserve">b.</w:t>
-            </w:r>
-            <w:r>
-              <w:rPr>
-                <w:rFonts w:ascii="Avenir Next" w:hAnsi="Avenir Next" w:cs="Avenir Next" w:eastAsia="Avenir Next"/>
-                <w:color w:val="1A1A1A"/>
-                <w:sz w:val="20"/>
-                <w:szCs w:val="20"/>
-              </w:rPr>
               <w:tab/>
             </w:r>
             <w:r>
               <w:rPr>
                 <w:rFonts w:ascii="Avenir Next" w:hAnsi="Avenir Next" w:cs="Avenir Next" w:eastAsia="Avenir Next"/>
                 <w:color w:val="1A1A1A"/>
-                <w:sz w:val="20"/>
+                <w:sz w:val="22"/>
                 <w:szCs w:val="20"/>
               </w:rPr>
               <w:t xml:space="preserve">9 : 12 = 6 :</w:t>
@@ -3057,18 +3066,18 @@
           <w:rFonts w:ascii="Avenir Next" w:hAnsi="Avenir Next" w:cs="Avenir Next" w:eastAsia="Avenir Next"/>
           <w:b/>
           <w:color w:val="1A1A1A"/>
+          <w:sz w:val="22"/>
+          <w:szCs w:val="20"/>
+        </w:rPr>
+        <w:t xml:space="preserve">3.</w:t>
+      </w:r>
+      <w:r>
+        <w:rPr>
+          <w:rFonts w:ascii="Avenir Next" w:hAnsi="Avenir Next" w:cs="Avenir Next" w:eastAsia="Avenir Next"/>
+          <w:color w:val="1A1A1A"/>
           <w:sz w:val="20"/>
           <w:szCs w:val="20"/>
         </w:rPr>
-        <w:t xml:space="preserve">3.</w:t>
-      </w:r>
-      <w:r>
-        <w:rPr>
-          <w:rFonts w:ascii="Avenir Next" w:hAnsi="Avenir Next" w:cs="Avenir Next" w:eastAsia="Avenir Next"/>
-          <w:color w:val="1A1A1A"/>
-          <w:sz w:val="20"/>
-          <w:szCs w:val="20"/>
-        </w:rPr>
         <w:tab/>
       </w:r>
       <w:r>
@@ -3076,7 +3085,7 @@
           <w:rFonts w:ascii="Avenir Next" w:hAnsi="Avenir Next" w:cs="Avenir Next" w:eastAsia="Avenir Next"/>
           <w:b/>
           <w:color w:val="1A1A1A"/>
-          <w:sz w:val="20"/>
+          <w:sz w:val="22"/>
           <w:szCs w:val="20"/>
         </w:rPr>
         <w:t xml:space="preserve">Map Scale.  </w:t>
@@ -3085,7 +3094,7 @@
         <w:rPr>
           <w:rFonts w:ascii="Avenir Next" w:hAnsi="Avenir Next" w:cs="Avenir Next" w:eastAsia="Avenir Next"/>
           <w:color w:val="1A1A1A"/>
-          <w:sz w:val="20"/>
+          <w:sz w:val="22"/>
           <w:szCs w:val="20"/>
         </w:rPr>
         <w:t xml:space="preserve">On a map, 4 centimeters stand for 30 kilometers. How many kilometers do 10 centimeters stand for?</w:t>
@@ -3105,25 +3114,25 @@
           <w:rFonts w:ascii="Avenir Next" w:hAnsi="Avenir Next" w:cs="Avenir Next" w:eastAsia="Avenir Next"/>
           <w:b/>
           <w:color w:val="003A70"/>
+          <w:sz w:val="22"/>
+          <w:szCs w:val="20"/>
+        </w:rPr>
+        <w:t xml:space="preserve">a.</w:t>
+      </w:r>
+      <w:r>
+        <w:rPr>
+          <w:rFonts w:ascii="Avenir Next" w:hAnsi="Avenir Next" w:cs="Avenir Next" w:eastAsia="Avenir Next"/>
+          <w:color w:val="1A1A1A"/>
           <w:sz w:val="20"/>
           <w:szCs w:val="20"/>
         </w:rPr>
-        <w:t xml:space="preserve">a.</w:t>
-      </w:r>
-      <w:r>
-        <w:rPr>
-          <w:rFonts w:ascii="Avenir Next" w:hAnsi="Avenir Next" w:cs="Avenir Next" w:eastAsia="Avenir Next"/>
-          <w:color w:val="1A1A1A"/>
-          <w:sz w:val="20"/>
-          <w:szCs w:val="20"/>
-        </w:rPr>
         <w:tab/>
       </w:r>
       <w:r>
         <w:rPr>
           <w:rFonts w:ascii="Avenir Next" w:hAnsi="Avenir Next" w:cs="Avenir Next" w:eastAsia="Avenir Next"/>
           <w:color w:val="1A1A1A"/>
-          <w:sz w:val="20"/>
+          <w:sz w:val="22"/>
           <w:szCs w:val="20"/>
         </w:rPr>
         <w:t xml:space="preserve">Bridge ratio:</w:t>
@@ -3162,10 +3171,28 @@
           <w:rFonts w:ascii="Avenir Next" w:hAnsi="Avenir Next" w:cs="Avenir Next" w:eastAsia="Avenir Next"/>
           <w:b/>
           <w:color w:val="003A70"/>
+          <w:sz w:val="22"/>
+          <w:szCs w:val="20"/>
+        </w:rPr>
+        <w:t xml:space="preserve">b.</w:t>
+      </w:r>
+      <w:r>
+        <w:rPr>
+          <w:rFonts w:ascii="Avenir Next" w:hAnsi="Avenir Next" w:cs="Avenir Next" w:eastAsia="Avenir Next"/>
+          <w:color w:val="1A1A1A"/>
           <w:sz w:val="20"/>
           <w:szCs w:val="20"/>
         </w:rPr>
-        <w:t xml:space="preserve">b.</w:t>
+        <w:tab/>
+      </w:r>
+      <w:r>
+        <w:rPr>
+          <w:rFonts w:ascii="Avenir Next" w:hAnsi="Avenir Next" w:cs="Avenir Next" w:eastAsia="Avenir Next"/>
+          <w:color w:val="1A1A1A"/>
+          <w:sz w:val="22"/>
+          <w:szCs w:val="20"/>
+        </w:rPr>
+        <w:t xml:space="preserve">Kilometers for 10 cm:</w:t>
       </w:r>
       <w:r>
         <w:rPr>
@@ -3174,7 +3201,7 @@
           <w:sz w:val="20"/>
           <w:szCs w:val="20"/>
         </w:rPr>
-        <w:tab/>
+        <w:t xml:space="preserve">  </w:t>
       </w:r>
       <w:r>
         <w:rPr>
@@ -3182,24 +3209,6 @@
           <w:color w:val="1A1A1A"/>
           <w:sz w:val="20"/>
           <w:szCs w:val="20"/>
-        </w:rPr>
-        <w:t xml:space="preserve">Kilometers for 10 cm:</w:t>
-      </w:r>
-      <w:r>
-        <w:rPr>
-          <w:rFonts w:ascii="Avenir Next" w:hAnsi="Avenir Next" w:cs="Avenir Next" w:eastAsia="Avenir Next"/>
-          <w:color w:val="1A1A1A"/>
-          <w:sz w:val="20"/>
-          <w:szCs w:val="20"/>
-        </w:rPr>
-        <w:t xml:space="preserve">  </w:t>
-      </w:r>
-      <w:r>
-        <w:rPr>
-          <w:rFonts w:ascii="Avenir Next" w:hAnsi="Avenir Next" w:cs="Avenir Next" w:eastAsia="Avenir Next"/>
-          <w:color w:val="1A1A1A"/>
-          <w:sz w:val="20"/>
-          <w:szCs w:val="20"/>
           <w:u w:val="single"/>
         </w:rPr>
         <w:t xml:space="preserve">                </w:t>
@@ -3208,7 +3217,7 @@
         <w:rPr>
           <w:rFonts w:ascii="Avenir Next" w:hAnsi="Avenir Next" w:cs="Avenir Next" w:eastAsia="Avenir Next"/>
           <w:color w:val="1A1A1A"/>
-          <w:sz w:val="20"/>
+          <w:sz w:val="22"/>
           <w:szCs w:val="20"/>
         </w:rPr>
         <w:t xml:space="preserve"> km</w:t>
@@ -3233,18 +3242,18 @@
           <w:rFonts w:ascii="Avenir Next" w:hAnsi="Avenir Next" w:cs="Avenir Next" w:eastAsia="Avenir Next"/>
           <w:b/>
           <w:color w:val="1A1A1A"/>
+          <w:sz w:val="22"/>
+          <w:szCs w:val="20"/>
+        </w:rPr>
+        <w:t xml:space="preserve">4.</w:t>
+      </w:r>
+      <w:r>
+        <w:rPr>
+          <w:rFonts w:ascii="Avenir Next" w:hAnsi="Avenir Next" w:cs="Avenir Next" w:eastAsia="Avenir Next"/>
+          <w:color w:val="1A1A1A"/>
           <w:sz w:val="20"/>
           <w:szCs w:val="20"/>
         </w:rPr>
-        <w:t xml:space="preserve">4.</w:t>
-      </w:r>
-      <w:r>
-        <w:rPr>
-          <w:rFonts w:ascii="Avenir Next" w:hAnsi="Avenir Next" w:cs="Avenir Next" w:eastAsia="Avenir Next"/>
-          <w:color w:val="1A1A1A"/>
-          <w:sz w:val="20"/>
-          <w:szCs w:val="20"/>
-        </w:rPr>
         <w:tab/>
       </w:r>
       <w:r>
@@ -3252,7 +3261,7 @@
           <w:rFonts w:ascii="Avenir Next" w:hAnsi="Avenir Next" w:cs="Avenir Next" w:eastAsia="Avenir Next"/>
           <w:b/>
           <w:color w:val="1A1A1A"/>
-          <w:sz w:val="20"/>
+          <w:sz w:val="22"/>
           <w:szCs w:val="20"/>
         </w:rPr>
         <w:t xml:space="preserve">Bread.  </w:t>
@@ -3261,7 +3270,7 @@
         <w:rPr>
           <w:rFonts w:ascii="Avenir Next" w:hAnsi="Avenir Next" w:cs="Avenir Next" w:eastAsia="Avenir Next"/>
           <w:color w:val="1A1A1A"/>
-          <w:sz w:val="20"/>
+          <w:sz w:val="22"/>
           <w:szCs w:val="20"/>
         </w:rPr>
         <w:t xml:space="preserve">A recipe uses 10 cups of flour for 4 loaves of bread.</w:t>
@@ -3281,25 +3290,25 @@
           <w:rFonts w:ascii="Avenir Next" w:hAnsi="Avenir Next" w:cs="Avenir Next" w:eastAsia="Avenir Next"/>
           <w:b/>
           <w:color w:val="003A70"/>
+          <w:sz w:val="22"/>
+          <w:szCs w:val="20"/>
+        </w:rPr>
+        <w:t xml:space="preserve">a.</w:t>
+      </w:r>
+      <w:r>
+        <w:rPr>
+          <w:rFonts w:ascii="Avenir Next" w:hAnsi="Avenir Next" w:cs="Avenir Next" w:eastAsia="Avenir Next"/>
+          <w:color w:val="1A1A1A"/>
           <w:sz w:val="20"/>
           <w:szCs w:val="20"/>
         </w:rPr>
-        <w:t xml:space="preserve">a.</w:t>
-      </w:r>
-      <w:r>
-        <w:rPr>
-          <w:rFonts w:ascii="Avenir Next" w:hAnsi="Avenir Next" w:cs="Avenir Next" w:eastAsia="Avenir Next"/>
-          <w:color w:val="1A1A1A"/>
-          <w:sz w:val="20"/>
-          <w:szCs w:val="20"/>
-        </w:rPr>
         <w:tab/>
       </w:r>
       <w:r>
         <w:rPr>
           <w:rFonts w:ascii="Avenir Next" w:hAnsi="Avenir Next" w:cs="Avenir Next" w:eastAsia="Avenir Next"/>
           <w:color w:val="1A1A1A"/>
-          <w:sz w:val="20"/>
+          <w:sz w:val="22"/>
           <w:szCs w:val="20"/>
         </w:rPr>
         <w:t xml:space="preserve">Bridge ratio:</w:t>
@@ -3338,10 +3347,28 @@
           <w:rFonts w:ascii="Avenir Next" w:hAnsi="Avenir Next" w:cs="Avenir Next" w:eastAsia="Avenir Next"/>
           <w:b/>
           <w:color w:val="003A70"/>
+          <w:sz w:val="22"/>
+          <w:szCs w:val="20"/>
+        </w:rPr>
+        <w:t xml:space="preserve">b.</w:t>
+      </w:r>
+      <w:r>
+        <w:rPr>
+          <w:rFonts w:ascii="Avenir Next" w:hAnsi="Avenir Next" w:cs="Avenir Next" w:eastAsia="Avenir Next"/>
+          <w:color w:val="1A1A1A"/>
           <w:sz w:val="20"/>
           <w:szCs w:val="20"/>
         </w:rPr>
-        <w:t xml:space="preserve">b.</w:t>
+        <w:tab/>
+      </w:r>
+      <w:r>
+        <w:rPr>
+          <w:rFonts w:ascii="Avenir Next" w:hAnsi="Avenir Next" w:cs="Avenir Next" w:eastAsia="Avenir Next"/>
+          <w:color w:val="1A1A1A"/>
+          <w:sz w:val="22"/>
+          <w:szCs w:val="20"/>
+        </w:rPr>
+        <w:t xml:space="preserve">Cups of flour for 6 loaves:</w:t>
       </w:r>
       <w:r>
         <w:rPr>
@@ -3350,7 +3377,7 @@
           <w:sz w:val="20"/>
           <w:szCs w:val="20"/>
         </w:rPr>
-        <w:tab/>
+        <w:t xml:space="preserve">  </w:t>
       </w:r>
       <w:r>
         <w:rPr>
@@ -3358,24 +3385,6 @@
           <w:color w:val="1A1A1A"/>
           <w:sz w:val="20"/>
           <w:szCs w:val="20"/>
-        </w:rPr>
-        <w:t xml:space="preserve">Cups of flour for 6 loaves:</w:t>
-      </w:r>
-      <w:r>
-        <w:rPr>
-          <w:rFonts w:ascii="Avenir Next" w:hAnsi="Avenir Next" w:cs="Avenir Next" w:eastAsia="Avenir Next"/>
-          <w:color w:val="1A1A1A"/>
-          <w:sz w:val="20"/>
-          <w:szCs w:val="20"/>
-        </w:rPr>
-        <w:t xml:space="preserve">  </w:t>
-      </w:r>
-      <w:r>
-        <w:rPr>
-          <w:rFonts w:ascii="Avenir Next" w:hAnsi="Avenir Next" w:cs="Avenir Next" w:eastAsia="Avenir Next"/>
-          <w:color w:val="1A1A1A"/>
-          <w:sz w:val="20"/>
-          <w:szCs w:val="20"/>
           <w:u w:val="single"/>
         </w:rPr>
         <w:t xml:space="preserve">                </w:t>
@@ -3384,7 +3393,7 @@
         <w:rPr>
           <w:rFonts w:ascii="Avenir Next" w:hAnsi="Avenir Next" w:cs="Avenir Next" w:eastAsia="Avenir Next"/>
           <w:color w:val="1A1A1A"/>
-          <w:sz w:val="20"/>
+          <w:sz w:val="22"/>
           <w:szCs w:val="20"/>
         </w:rPr>
         <w:t xml:space="preserve"> cups</w:t>
@@ -3409,18 +3418,18 @@
           <w:rFonts w:ascii="Avenir Next" w:hAnsi="Avenir Next" w:cs="Avenir Next" w:eastAsia="Avenir Next"/>
           <w:b/>
           <w:color w:val="1A1A1A"/>
+          <w:sz w:val="22"/>
+          <w:szCs w:val="20"/>
+        </w:rPr>
+        <w:t xml:space="preserve">5.</w:t>
+      </w:r>
+      <w:r>
+        <w:rPr>
+          <w:rFonts w:ascii="Avenir Next" w:hAnsi="Avenir Next" w:cs="Avenir Next" w:eastAsia="Avenir Next"/>
+          <w:color w:val="1A1A1A"/>
           <w:sz w:val="20"/>
           <w:szCs w:val="20"/>
         </w:rPr>
-        <w:t xml:space="preserve">5.</w:t>
-      </w:r>
-      <w:r>
-        <w:rPr>
-          <w:rFonts w:ascii="Avenir Next" w:hAnsi="Avenir Next" w:cs="Avenir Next" w:eastAsia="Avenir Next"/>
-          <w:color w:val="1A1A1A"/>
-          <w:sz w:val="20"/>
-          <w:szCs w:val="20"/>
-        </w:rPr>
         <w:tab/>
       </w:r>
       <w:r>
@@ -3428,7 +3437,7 @@
           <w:rFonts w:ascii="Avenir Next" w:hAnsi="Avenir Next" w:cs="Avenir Next" w:eastAsia="Avenir Next"/>
           <w:b/>
           <w:color w:val="1A1A1A"/>
-          <w:sz w:val="20"/>
+          <w:sz w:val="22"/>
           <w:szCs w:val="20"/>
         </w:rPr>
         <w:t xml:space="preserve">Find the Error.  </w:t>
@@ -3437,7 +3446,7 @@
         <w:rPr>
           <w:rFonts w:ascii="Avenir Next" w:hAnsi="Avenir Next" w:cs="Avenir Next" w:eastAsia="Avenir Next"/>
           <w:color w:val="1A1A1A"/>
-          <w:sz w:val="20"/>
+          <w:sz w:val="22"/>
           <w:szCs w:val="20"/>
         </w:rPr>
         <w:t xml:space="preserve">A glaze uses 6 spoons honey to 10 spoons water. For 15 spoons honey, Ana added 9 to both terms: 15 : 19. Explain her mistake and fix it.</w:t>
@@ -3516,6 +3525,7 @@
     </w:p>
     <w:p>
       <w:pPr>
+        <w:pStyle w:val="Heading2"/>
         <w:keepNext/>
         <w:pBdr>
           <w:bottom w:val="single" w:sz="8" w:space="3" w:color="003A70"/>
@@ -3531,7 +3541,7 @@
           <w:b/>
           <w:color w:val="003A70"/>
           <w:spacing w:val="14"/>
-          <w:sz w:val="19"/>
+          <w:sz w:val="22"/>
           <w:szCs w:val="19"/>
         </w:rPr>
         <w:t xml:space="preserve">TEST PRACTICE</w:t>
@@ -3550,7 +3560,7 @@
           <w:rFonts w:ascii="Avenir Next" w:hAnsi="Avenir Next" w:cs="Avenir Next" w:eastAsia="Avenir Next"/>
           <w:i/>
           <w:color w:val="5A5F66"/>
-          <w:sz w:val="17"/>
+          <w:sz w:val="22"/>
           <w:szCs w:val="17"/>
         </w:rPr>
         <w:t xml:space="preserve">choose the best answer</w:t>
@@ -3570,25 +3580,25 @@
           <w:rFonts w:ascii="Avenir Next" w:hAnsi="Avenir Next" w:cs="Avenir Next" w:eastAsia="Avenir Next"/>
           <w:b/>
           <w:color w:val="1A1A1A"/>
+          <w:sz w:val="22"/>
+          <w:szCs w:val="20"/>
+        </w:rPr>
+        <w:t xml:space="preserve">6.</w:t>
+      </w:r>
+      <w:r>
+        <w:rPr>
+          <w:rFonts w:ascii="Avenir Next" w:hAnsi="Avenir Next" w:cs="Avenir Next" w:eastAsia="Avenir Next"/>
+          <w:color w:val="1A1A1A"/>
           <w:sz w:val="20"/>
           <w:szCs w:val="20"/>
         </w:rPr>
-        <w:t xml:space="preserve">6.</w:t>
-      </w:r>
-      <w:r>
-        <w:rPr>
-          <w:rFonts w:ascii="Avenir Next" w:hAnsi="Avenir Next" w:cs="Avenir Next" w:eastAsia="Avenir Next"/>
-          <w:color w:val="1A1A1A"/>
-          <w:sz w:val="20"/>
-          <w:szCs w:val="20"/>
-        </w:rPr>
         <w:tab/>
       </w:r>
       <w:r>
         <w:rPr>
           <w:rFonts w:ascii="Avenir Next" w:hAnsi="Avenir Next" w:cs="Avenir Next" w:eastAsia="Avenir Next"/>
           <w:color w:val="1A1A1A"/>
-          <w:sz w:val="20"/>
+          <w:sz w:val="22"/>
           <w:szCs w:val="20"/>
         </w:rPr>
         <w:t xml:space="preserve">The ratio of cups of rice to cups of water is 12 : 8. How many cups of water go with 15 cups of rice?</w:t>
@@ -3644,25 +3654,25 @@
                 <w:rFonts w:ascii="Avenir Next" w:hAnsi="Avenir Next" w:cs="Avenir Next" w:eastAsia="Avenir Next"/>
                 <w:b/>
                 <w:color w:val="003A70"/>
+                <w:sz w:val="22"/>
+                <w:szCs w:val="19"/>
+              </w:rPr>
+              <w:t xml:space="preserve">A</w:t>
+            </w:r>
+            <w:r>
+              <w:rPr>
+                <w:rFonts w:ascii="Avenir Next" w:hAnsi="Avenir Next" w:cs="Avenir Next" w:eastAsia="Avenir Next"/>
+                <w:color w:val="1A1A1A"/>
                 <w:sz w:val="19"/>
                 <w:szCs w:val="19"/>
               </w:rPr>
-              <w:t xml:space="preserve">A</w:t>
-            </w:r>
-            <w:r>
-              <w:rPr>
-                <w:rFonts w:ascii="Avenir Next" w:hAnsi="Avenir Next" w:cs="Avenir Next" w:eastAsia="Avenir Next"/>
-                <w:color w:val="1A1A1A"/>
-                <w:sz w:val="19"/>
-                <w:szCs w:val="19"/>
-              </w:rPr>
               <w:tab/>
             </w:r>
             <w:r>
               <w:rPr>
                 <w:rFonts w:ascii="Avenir Next" w:hAnsi="Avenir Next" w:cs="Avenir Next" w:eastAsia="Avenir Next"/>
                 <w:color w:val="1A1A1A"/>
-                <w:sz w:val="19"/>
+                <w:sz w:val="22"/>
                 <w:szCs w:val="19"/>
               </w:rPr>
               <w:t xml:space="preserve">10</w:t>
@@ -3687,25 +3697,25 @@
                 <w:rFonts w:ascii="Avenir Next" w:hAnsi="Avenir Next" w:cs="Avenir Next" w:eastAsia="Avenir Next"/>
                 <w:b/>
                 <w:color w:val="003A70"/>
+                <w:sz w:val="22"/>
+                <w:szCs w:val="19"/>
+              </w:rPr>
+              <w:t xml:space="preserve">B</w:t>
+            </w:r>
+            <w:r>
+              <w:rPr>
+                <w:rFonts w:ascii="Avenir Next" w:hAnsi="Avenir Next" w:cs="Avenir Next" w:eastAsia="Avenir Next"/>
+                <w:color w:val="1A1A1A"/>
                 <w:sz w:val="19"/>
                 <w:szCs w:val="19"/>
               </w:rPr>
-              <w:t xml:space="preserve">B</w:t>
-            </w:r>
-            <w:r>
-              <w:rPr>
-                <w:rFonts w:ascii="Avenir Next" w:hAnsi="Avenir Next" w:cs="Avenir Next" w:eastAsia="Avenir Next"/>
-                <w:color w:val="1A1A1A"/>
-                <w:sz w:val="19"/>
-                <w:szCs w:val="19"/>
-              </w:rPr>
               <w:tab/>
             </w:r>
             <w:r>
               <w:rPr>
                 <w:rFonts w:ascii="Avenir Next" w:hAnsi="Avenir Next" w:cs="Avenir Next" w:eastAsia="Avenir Next"/>
                 <w:color w:val="1A1A1A"/>
-                <w:sz w:val="19"/>
+                <w:sz w:val="22"/>
                 <w:szCs w:val="19"/>
               </w:rPr>
               <w:t xml:space="preserve">11</w:t>
@@ -3730,25 +3740,25 @@
                 <w:rFonts w:ascii="Avenir Next" w:hAnsi="Avenir Next" w:cs="Avenir Next" w:eastAsia="Avenir Next"/>
                 <w:b/>
                 <w:color w:val="003A70"/>
+                <w:sz w:val="22"/>
+                <w:szCs w:val="19"/>
+              </w:rPr>
+              <w:t xml:space="preserve">C</w:t>
+            </w:r>
+            <w:r>
+              <w:rPr>
+                <w:rFonts w:ascii="Avenir Next" w:hAnsi="Avenir Next" w:cs="Avenir Next" w:eastAsia="Avenir Next"/>
+                <w:color w:val="1A1A1A"/>
                 <w:sz w:val="19"/>
                 <w:szCs w:val="19"/>
               </w:rPr>
-              <w:t xml:space="preserve">C</w:t>
-            </w:r>
-            <w:r>
-              <w:rPr>
-                <w:rFonts w:ascii="Avenir Next" w:hAnsi="Avenir Next" w:cs="Avenir Next" w:eastAsia="Avenir Next"/>
-                <w:color w:val="1A1A1A"/>
-                <w:sz w:val="19"/>
-                <w:szCs w:val="19"/>
-              </w:rPr>
               <w:tab/>
             </w:r>
             <w:r>
               <w:rPr>
                 <w:rFonts w:ascii="Avenir Next" w:hAnsi="Avenir Next" w:cs="Avenir Next" w:eastAsia="Avenir Next"/>
                 <w:color w:val="1A1A1A"/>
-                <w:sz w:val="19"/>
+                <w:sz w:val="22"/>
                 <w:szCs w:val="19"/>
               </w:rPr>
               <w:t xml:space="preserve">12</w:t>
@@ -3773,25 +3783,25 @@
                 <w:rFonts w:ascii="Avenir Next" w:hAnsi="Avenir Next" w:cs="Avenir Next" w:eastAsia="Avenir Next"/>
                 <w:b/>
                 <w:color w:val="003A70"/>
+                <w:sz w:val="22"/>
+                <w:szCs w:val="19"/>
+              </w:rPr>
+              <w:t xml:space="preserve">D</w:t>
+            </w:r>
+            <w:r>
+              <w:rPr>
+                <w:rFonts w:ascii="Avenir Next" w:hAnsi="Avenir Next" w:cs="Avenir Next" w:eastAsia="Avenir Next"/>
+                <w:color w:val="1A1A1A"/>
                 <w:sz w:val="19"/>
                 <w:szCs w:val="19"/>
               </w:rPr>
-              <w:t xml:space="preserve">D</w:t>
-            </w:r>
-            <w:r>
-              <w:rPr>
-                <w:rFonts w:ascii="Avenir Next" w:hAnsi="Avenir Next" w:cs="Avenir Next" w:eastAsia="Avenir Next"/>
-                <w:color w:val="1A1A1A"/>
-                <w:sz w:val="19"/>
-                <w:szCs w:val="19"/>
-              </w:rPr>
               <w:tab/>
             </w:r>
             <w:r>
               <w:rPr>
                 <w:rFonts w:ascii="Avenir Next" w:hAnsi="Avenir Next" w:cs="Avenir Next" w:eastAsia="Avenir Next"/>
                 <w:color w:val="1A1A1A"/>
-                <w:sz w:val="19"/>
+                <w:sz w:val="22"/>
                 <w:szCs w:val="19"/>
               </w:rPr>
               <w:t xml:space="preserve">22.5</w:t>
@@ -3819,10 +3829,28 @@
           <w:rFonts w:ascii="Avenir Next" w:hAnsi="Avenir Next" w:cs="Avenir Next" w:eastAsia="Avenir Next"/>
           <w:b/>
           <w:color w:val="1A1A1A"/>
+          <w:sz w:val="22"/>
+          <w:szCs w:val="20"/>
+        </w:rPr>
+        <w:t xml:space="preserve">7.</w:t>
+      </w:r>
+      <w:r>
+        <w:rPr>
+          <w:rFonts w:ascii="Avenir Next" w:hAnsi="Avenir Next" w:cs="Avenir Next" w:eastAsia="Avenir Next"/>
+          <w:color w:val="1A1A1A"/>
           <w:sz w:val="20"/>
           <w:szCs w:val="20"/>
         </w:rPr>
-        <w:t xml:space="preserve">7.</w:t>
+        <w:tab/>
+      </w:r>
+      <w:r>
+        <w:rPr>
+          <w:rFonts w:ascii="Avenir Next" w:hAnsi="Avenir Next" w:cs="Avenir Next" w:eastAsia="Avenir Next"/>
+          <w:color w:val="1A1A1A"/>
+          <w:sz w:val="22"/>
+          <w:szCs w:val="20"/>
+        </w:rPr>
+        <w:t xml:space="preserve">Which steps scale 6 : 9 to 10 : </w:t>
       </w:r>
       <w:r>
         <w:rPr>
@@ -3830,24 +3858,6 @@
           <w:color w:val="1A1A1A"/>
           <w:sz w:val="20"/>
           <w:szCs w:val="20"/>
-        </w:rPr>
-        <w:tab/>
-      </w:r>
-      <w:r>
-        <w:rPr>
-          <w:rFonts w:ascii="Avenir Next" w:hAnsi="Avenir Next" w:cs="Avenir Next" w:eastAsia="Avenir Next"/>
-          <w:color w:val="1A1A1A"/>
-          <w:sz w:val="20"/>
-          <w:szCs w:val="20"/>
-        </w:rPr>
-        <w:t xml:space="preserve">Which steps scale 6 : 9 to 10 : </w:t>
-      </w:r>
-      <w:r>
-        <w:rPr>
-          <w:rFonts w:ascii="Avenir Next" w:hAnsi="Avenir Next" w:cs="Avenir Next" w:eastAsia="Avenir Next"/>
-          <w:color w:val="1A1A1A"/>
-          <w:sz w:val="20"/>
-          <w:szCs w:val="20"/>
           <w:u w:val="single"/>
         </w:rPr>
         <w:t xml:space="preserve">      </w:t>
@@ -3856,7 +3866,7 @@
         <w:rPr>
           <w:rFonts w:ascii="Avenir Next" w:hAnsi="Avenir Next" w:cs="Avenir Next" w:eastAsia="Avenir Next"/>
           <w:color w:val="1A1A1A"/>
-          <w:sz w:val="20"/>
+          <w:sz w:val="22"/>
           <w:szCs w:val="20"/>
         </w:rPr>
         <w:t xml:space="preserve"> using the bridge strategy?</w:t>
@@ -3912,25 +3922,25 @@
                 <w:rFonts w:ascii="Avenir Next" w:hAnsi="Avenir Next" w:cs="Avenir Next" w:eastAsia="Avenir Next"/>
                 <w:b/>
                 <w:color w:val="003A70"/>
+                <w:sz w:val="22"/>
+                <w:szCs w:val="19"/>
+              </w:rPr>
+              <w:t xml:space="preserve">A</w:t>
+            </w:r>
+            <w:r>
+              <w:rPr>
+                <w:rFonts w:ascii="Avenir Next" w:hAnsi="Avenir Next" w:cs="Avenir Next" w:eastAsia="Avenir Next"/>
+                <w:color w:val="1A1A1A"/>
                 <w:sz w:val="19"/>
                 <w:szCs w:val="19"/>
               </w:rPr>
-              <w:t xml:space="preserve">A</w:t>
-            </w:r>
-            <w:r>
-              <w:rPr>
-                <w:rFonts w:ascii="Avenir Next" w:hAnsi="Avenir Next" w:cs="Avenir Next" w:eastAsia="Avenir Next"/>
-                <w:color w:val="1A1A1A"/>
-                <w:sz w:val="19"/>
-                <w:szCs w:val="19"/>
-              </w:rPr>
               <w:tab/>
             </w:r>
             <w:r>
               <w:rPr>
                 <w:rFonts w:ascii="Avenir Next" w:hAnsi="Avenir Next" w:cs="Avenir Next" w:eastAsia="Avenir Next"/>
                 <w:color w:val="1A1A1A"/>
-                <w:sz w:val="19"/>
+                <w:sz w:val="22"/>
                 <w:szCs w:val="19"/>
               </w:rPr>
               <w:t xml:space="preserve">÷ 3, then × 5</w:t>
@@ -3955,25 +3965,25 @@
                 <w:rFonts w:ascii="Avenir Next" w:hAnsi="Avenir Next" w:cs="Avenir Next" w:eastAsia="Avenir Next"/>
                 <w:b/>
                 <w:color w:val="003A70"/>
+                <w:sz w:val="22"/>
+                <w:szCs w:val="19"/>
+              </w:rPr>
+              <w:t xml:space="preserve">B</w:t>
+            </w:r>
+            <w:r>
+              <w:rPr>
+                <w:rFonts w:ascii="Avenir Next" w:hAnsi="Avenir Next" w:cs="Avenir Next" w:eastAsia="Avenir Next"/>
+                <w:color w:val="1A1A1A"/>
                 <w:sz w:val="19"/>
                 <w:szCs w:val="19"/>
               </w:rPr>
-              <w:t xml:space="preserve">B</w:t>
-            </w:r>
-            <w:r>
-              <w:rPr>
-                <w:rFonts w:ascii="Avenir Next" w:hAnsi="Avenir Next" w:cs="Avenir Next" w:eastAsia="Avenir Next"/>
-                <w:color w:val="1A1A1A"/>
-                <w:sz w:val="19"/>
-                <w:szCs w:val="19"/>
-              </w:rPr>
               <w:tab/>
             </w:r>
             <w:r>
               <w:rPr>
                 <w:rFonts w:ascii="Avenir Next" w:hAnsi="Avenir Next" w:cs="Avenir Next" w:eastAsia="Avenir Next"/>
                 <w:color w:val="1A1A1A"/>
-                <w:sz w:val="19"/>
+                <w:sz w:val="22"/>
                 <w:szCs w:val="19"/>
               </w:rPr>
               <w:t xml:space="preserve">+ 4</w:t>
@@ -3998,25 +4008,25 @@
                 <w:rFonts w:ascii="Avenir Next" w:hAnsi="Avenir Next" w:cs="Avenir Next" w:eastAsia="Avenir Next"/>
                 <w:b/>
                 <w:color w:val="003A70"/>
+                <w:sz w:val="22"/>
+                <w:szCs w:val="19"/>
+              </w:rPr>
+              <w:t xml:space="preserve">C</w:t>
+            </w:r>
+            <w:r>
+              <w:rPr>
+                <w:rFonts w:ascii="Avenir Next" w:hAnsi="Avenir Next" w:cs="Avenir Next" w:eastAsia="Avenir Next"/>
+                <w:color w:val="1A1A1A"/>
                 <w:sz w:val="19"/>
                 <w:szCs w:val="19"/>
               </w:rPr>
-              <w:t xml:space="preserve">C</w:t>
-            </w:r>
-            <w:r>
-              <w:rPr>
-                <w:rFonts w:ascii="Avenir Next" w:hAnsi="Avenir Next" w:cs="Avenir Next" w:eastAsia="Avenir Next"/>
-                <w:color w:val="1A1A1A"/>
-                <w:sz w:val="19"/>
-                <w:szCs w:val="19"/>
-              </w:rPr>
               <w:tab/>
             </w:r>
             <w:r>
               <w:rPr>
                 <w:rFonts w:ascii="Avenir Next" w:hAnsi="Avenir Next" w:cs="Avenir Next" w:eastAsia="Avenir Next"/>
                 <w:color w:val="1A1A1A"/>
-                <w:sz w:val="19"/>
+                <w:sz w:val="22"/>
                 <w:szCs w:val="19"/>
               </w:rPr>
               <w:t xml:space="preserve">× 2, then − 2</w:t>
@@ -4041,25 +4051,25 @@
                 <w:rFonts w:ascii="Avenir Next" w:hAnsi="Avenir Next" w:cs="Avenir Next" w:eastAsia="Avenir Next"/>
                 <w:b/>
                 <w:color w:val="003A70"/>
+                <w:sz w:val="22"/>
+                <w:szCs w:val="19"/>
+              </w:rPr>
+              <w:t xml:space="preserve">D</w:t>
+            </w:r>
+            <w:r>
+              <w:rPr>
+                <w:rFonts w:ascii="Avenir Next" w:hAnsi="Avenir Next" w:cs="Avenir Next" w:eastAsia="Avenir Next"/>
+                <w:color w:val="1A1A1A"/>
                 <w:sz w:val="19"/>
                 <w:szCs w:val="19"/>
               </w:rPr>
-              <w:t xml:space="preserve">D</w:t>
-            </w:r>
-            <w:r>
-              <w:rPr>
-                <w:rFonts w:ascii="Avenir Next" w:hAnsi="Avenir Next" w:cs="Avenir Next" w:eastAsia="Avenir Next"/>
-                <w:color w:val="1A1A1A"/>
-                <w:sz w:val="19"/>
-                <w:szCs w:val="19"/>
-              </w:rPr>
               <w:tab/>
             </w:r>
             <w:r>
               <w:rPr>
                 <w:rFonts w:ascii="Avenir Next" w:hAnsi="Avenir Next" w:cs="Avenir Next" w:eastAsia="Avenir Next"/>
                 <w:color w:val="1A1A1A"/>
-                <w:sz w:val="19"/>
+                <w:sz w:val="22"/>
                 <w:szCs w:val="19"/>
               </w:rPr>
               <w:t xml:space="preserve">÷ 6, then × 9</w:t>
@@ -4117,6 +4127,7 @@
           </w:tcPr>
           <w:p>
             <w:pPr>
+              <w:pStyle w:val="Heading2"/>
               <w:spacing w:before="0" w:after="0" w:line="240" w:lineRule="auto"/>
             </w:pPr>
             <w:r>
@@ -4154,7 +4165,7 @@
               <w:rPr>
                 <w:rFonts w:ascii="Avenir Next" w:hAnsi="Avenir Next" w:cs="Avenir Next" w:eastAsia="Avenir Next"/>
                 <w:color w:val="1A1A1A"/>
-                <w:sz w:val="17"/>
+                <w:sz w:val="22"/>
                 <w:szCs w:val="17"/>
               </w:rPr>
               <w:t xml:space="preserve">  I can do this on my own</w:t>
@@ -4183,7 +4194,7 @@
               <w:rPr>
                 <w:rFonts w:ascii="Avenir Next" w:hAnsi="Avenir Next" w:cs="Avenir Next" w:eastAsia="Avenir Next"/>
                 <w:color w:val="1A1A1A"/>
-                <w:sz w:val="17"/>
+                <w:sz w:val="22"/>
                 <w:szCs w:val="17"/>
               </w:rPr>
               <w:t xml:space="preserve">  I need a little help</w:t>
@@ -4212,7 +4223,7 @@
               <w:rPr>
                 <w:rFonts w:ascii="Avenir Next" w:hAnsi="Avenir Next" w:cs="Avenir Next" w:eastAsia="Avenir Next"/>
                 <w:color w:val="1A1A1A"/>
-                <w:sz w:val="17"/>
+                <w:sz w:val="22"/>
                 <w:szCs w:val="17"/>
               </w:rPr>
               <w:t xml:space="preserve">  I have a question about #</w:t>
@@ -4250,7 +4261,7 @@
         <w:rPr>
           <w:rFonts w:ascii="Avenir Next" w:hAnsi="Avenir Next" w:cs="Avenir Next" w:eastAsia="Avenir Next"/>
           <w:color w:val="5A5F66"/>
-          <w:sz w:val="17"/>
+          <w:sz w:val="22"/>
           <w:szCs w:val="17"/>
         </w:rPr>
         <w:t xml:space="preserve">Explain to someone at home why you divide first when you cannot multiply straight to the number you need.</w:t>
@@ -4344,7 +4355,106 @@
               <w:sz w:val="15"/>
               <w:szCs w:val="15"/>
             </w:rPr>
-            <w:t xml:space="preserve">Lesson 3-3  ·  Homework Packet</w:t>
+            <w:t xml:space="preserve">3-3 · Page </w:t>
+          </w:r>
+          <w:r>
+            <w:rPr>
+              <w:rFonts w:ascii="Avenir Next" w:hAnsi="Avenir Next" w:cs="Avenir Next" w:eastAsia="Avenir Next"/>
+              <w:color w:val="5A5F66"/>
+              <w:sz w:val="15"/>
+              <w:szCs w:val="15"/>
+            </w:rPr>
+            <w:fldChar w:fldCharType="begin"/>
+          </w:r>
+          <w:r>
+            <w:rPr>
+              <w:rFonts w:ascii="Avenir Next" w:hAnsi="Avenir Next" w:cs="Avenir Next" w:eastAsia="Avenir Next"/>
+              <w:color w:val="5A5F66"/>
+              <w:sz w:val="15"/>
+              <w:szCs w:val="15"/>
+            </w:rPr>
+            <w:instrText xml:space="preserve"> PAGE </w:instrText>
+          </w:r>
+          <w:r>
+            <w:rPr>
+              <w:rFonts w:ascii="Avenir Next" w:hAnsi="Avenir Next" w:cs="Avenir Next" w:eastAsia="Avenir Next"/>
+              <w:color w:val="5A5F66"/>
+              <w:sz w:val="15"/>
+              <w:szCs w:val="15"/>
+            </w:rPr>
+            <w:fldChar w:fldCharType="separate"/>
+          </w:r>
+          <w:r>
+            <w:rPr>
+              <w:rFonts w:ascii="Avenir Next" w:hAnsi="Avenir Next" w:cs="Avenir Next" w:eastAsia="Avenir Next"/>
+              <w:color w:val="5A5F66"/>
+              <w:sz w:val="15"/>
+              <w:szCs w:val="15"/>
+            </w:rPr>
+            <w:t xml:space="preserve">1</w:t>
+          </w:r>
+          <w:r>
+            <w:rPr>
+              <w:rFonts w:ascii="Avenir Next" w:hAnsi="Avenir Next" w:cs="Avenir Next" w:eastAsia="Avenir Next"/>
+              <w:color w:val="5A5F66"/>
+              <w:sz w:val="15"/>
+              <w:szCs w:val="15"/>
+            </w:rPr>
+            <w:fldChar w:fldCharType="end"/>
+          </w:r>
+          <w:r>
+            <w:rPr>
+              <w:rFonts w:ascii="Avenir Next" w:hAnsi="Avenir Next" w:cs="Avenir Next" w:eastAsia="Avenir Next"/>
+              <w:color w:val="5A5F66"/>
+              <w:sz w:val="15"/>
+              <w:szCs w:val="15"/>
+            </w:rPr>
+            <w:t xml:space="preserve"> of </w:t>
+          </w:r>
+          <w:r>
+            <w:rPr>
+              <w:rFonts w:ascii="Avenir Next" w:hAnsi="Avenir Next" w:cs="Avenir Next" w:eastAsia="Avenir Next"/>
+              <w:color w:val="5A5F66"/>
+              <w:sz w:val="15"/>
+              <w:szCs w:val="15"/>
+            </w:rPr>
+            <w:fldChar w:fldCharType="begin"/>
+          </w:r>
+          <w:r>
+            <w:rPr>
+              <w:rFonts w:ascii="Avenir Next" w:hAnsi="Avenir Next" w:cs="Avenir Next" w:eastAsia="Avenir Next"/>
+              <w:color w:val="5A5F66"/>
+              <w:sz w:val="15"/>
+              <w:szCs w:val="15"/>
+            </w:rPr>
+            <w:instrText xml:space="preserve"> NUMPAGES </w:instrText>
+          </w:r>
+          <w:r>
+            <w:rPr>
+              <w:rFonts w:ascii="Avenir Next" w:hAnsi="Avenir Next" w:cs="Avenir Next" w:eastAsia="Avenir Next"/>
+              <w:color w:val="5A5F66"/>
+              <w:sz w:val="15"/>
+              <w:szCs w:val="15"/>
+            </w:rPr>
+            <w:fldChar w:fldCharType="separate"/>
+          </w:r>
+          <w:r>
+            <w:rPr>
+              <w:rFonts w:ascii="Avenir Next" w:hAnsi="Avenir Next" w:cs="Avenir Next" w:eastAsia="Avenir Next"/>
+              <w:color w:val="5A5F66"/>
+              <w:sz w:val="15"/>
+              <w:szCs w:val="15"/>
+            </w:rPr>
+            <w:t xml:space="preserve">1</w:t>
+          </w:r>
+          <w:r>
+            <w:rPr>
+              <w:rFonts w:ascii="Avenir Next" w:hAnsi="Avenir Next" w:cs="Avenir Next" w:eastAsia="Avenir Next"/>
+              <w:color w:val="5A5F66"/>
+              <w:sz w:val="15"/>
+              <w:szCs w:val="15"/>
+            </w:rPr>
+            <w:fldChar w:fldCharType="end"/>
           </w:r>
         </w:p>
       </w:tc>
@@ -4387,5 +4497,23 @@
       </w:tblCellMar>
     </w:tblPr>
   </w:style>
+  <w:style w:type="paragraph" w:styleId="Heading1">
+    <w:name w:val="heading 1"/>
+    <w:basedOn w:val="Normal"/>
+    <w:pPr>
+      <w:outlineLvl w:val="0"/>
+      <w:keepNext w:val="0"/>
+      <w:keepLines w:val="0"/>
+    </w:pPr>
+  </w:style>
+  <w:style w:type="paragraph" w:styleId="Heading2">
+    <w:name w:val="heading 2"/>
+    <w:basedOn w:val="Normal"/>
+    <w:pPr>
+      <w:outlineLvl w:val="1"/>
+      <w:keepNext w:val="0"/>
+      <w:keepLines w:val="0"/>
+    </w:pPr>
+  </w:style>
 </w:styles>
 </file>